--- a/Dokumentacija/Faza 2 Perzistencija/Faza 2.docx
+++ b/Dokumentacija/Faza 2 Perzistencija/Faza 2.docx
@@ -5,6 +5,9 @@
     <w:p>
       <w:pPr>
         <w:pStyle w:val="Heading1"/>
+        <w:rPr>
+          <w:lang w:val="sr-Latn-RS"/>
+        </w:rPr>
       </w:pPr>
     </w:p>
     <w:p>
@@ -14,14 +17,15 @@
           <w:b/>
           <w:sz w:val="44"/>
           <w:szCs w:val="44"/>
-        </w:rPr>
-      </w:pPr>
-      <w:proofErr w:type="spellStart"/>
+          <w:lang w:val="sr-Latn-RS"/>
+        </w:rPr>
+      </w:pPr>
       <w:r>
         <w:rPr>
           <w:b/>
           <w:sz w:val="44"/>
           <w:szCs w:val="44"/>
+          <w:lang w:val="sr-Latn-RS"/>
         </w:rPr>
         <w:t>Arhitektur</w:t>
       </w:r>
@@ -30,214 +34,156 @@
           <w:b/>
           <w:sz w:val="44"/>
           <w:szCs w:val="44"/>
-        </w:rPr>
-        <w:t>a</w:t>
-      </w:r>
-      <w:proofErr w:type="spellEnd"/>
+          <w:lang w:val="sr-Latn-RS"/>
+        </w:rPr>
+        <w:t>a i Projektovanje softvera FAZA2</w:t>
+      </w:r>
       <w:r>
         <w:rPr>
           <w:b/>
           <w:sz w:val="44"/>
           <w:szCs w:val="44"/>
-        </w:rPr>
-        <w:t xml:space="preserve"> i </w:t>
-      </w:r>
-      <w:proofErr w:type="spellStart"/>
+          <w:lang w:val="sr-Latn-RS"/>
+        </w:rPr>
+        <w:t xml:space="preserve"> – </w:t>
+      </w:r>
       <w:r>
         <w:rPr>
           <w:b/>
           <w:sz w:val="44"/>
           <w:szCs w:val="44"/>
-        </w:rPr>
-        <w:t>Projektovanje</w:t>
-      </w:r>
-      <w:proofErr w:type="spellEnd"/>
-      <w:r>
+          <w:lang w:val="sr-Latn-RS"/>
+        </w:rPr>
+        <w:t>Model podataka i model perzistencije</w:t>
+      </w:r>
+    </w:p>
+    <w:p>
+      <w:pPr>
+        <w:jc w:val="center"/>
         <w:rPr>
           <w:b/>
           <w:sz w:val="44"/>
           <w:szCs w:val="44"/>
-        </w:rPr>
-        <w:t xml:space="preserve"> </w:t>
-      </w:r>
-      <w:proofErr w:type="spellStart"/>
-      <w:r>
+          <w:lang w:val="sr-Latn-RS"/>
+        </w:rPr>
+      </w:pPr>
+    </w:p>
+    <w:p>
+      <w:pPr>
+        <w:jc w:val="center"/>
         <w:rPr>
           <w:b/>
           <w:sz w:val="44"/>
           <w:szCs w:val="44"/>
-        </w:rPr>
-        <w:t>softvera</w:t>
-      </w:r>
-      <w:proofErr w:type="spellEnd"/>
-      <w:r>
+          <w:lang w:val="sr-Latn-RS"/>
+        </w:rPr>
+      </w:pPr>
+    </w:p>
+    <w:p>
+      <w:pPr>
+        <w:jc w:val="center"/>
+        <w:rPr>
+          <w:b/>
+          <w:sz w:val="144"/>
+          <w:szCs w:val="144"/>
+          <w:lang w:val="sr-Latn-RS"/>
+        </w:rPr>
+      </w:pPr>
+      <w:r>
+        <w:rPr>
+          <w:b/>
+          <w:sz w:val="144"/>
+          <w:szCs w:val="144"/>
+          <w:lang w:val="sr-Latn-RS"/>
+        </w:rPr>
+        <w:t>Snake Architect</w:t>
+      </w:r>
+    </w:p>
+    <w:p>
+      <w:pPr>
+        <w:jc w:val="right"/>
         <w:rPr>
           <w:b/>
           <w:sz w:val="44"/>
           <w:szCs w:val="44"/>
-        </w:rPr>
-        <w:t xml:space="preserve"> FAZA2</w:t>
-      </w:r>
-      <w:r>
+          <w:lang w:val="sr-Latn-RS"/>
+        </w:rPr>
+      </w:pPr>
+    </w:p>
+    <w:p>
+      <w:pPr>
+        <w:jc w:val="right"/>
         <w:rPr>
           <w:b/>
           <w:sz w:val="44"/>
           <w:szCs w:val="44"/>
-        </w:rPr>
-        <w:t xml:space="preserve"> – </w:t>
-      </w:r>
-      <w:r>
+          <w:lang w:val="sr-Latn-RS"/>
+        </w:rPr>
+      </w:pPr>
+    </w:p>
+    <w:p>
+      <w:pPr>
+        <w:jc w:val="right"/>
         <w:rPr>
           <w:b/>
           <w:sz w:val="44"/>
           <w:szCs w:val="44"/>
-        </w:rPr>
-        <w:t xml:space="preserve">Model </w:t>
-      </w:r>
-      <w:proofErr w:type="spellStart"/>
-      <w:r>
+          <w:lang w:val="sr-Latn-RS"/>
+        </w:rPr>
+      </w:pPr>
+    </w:p>
+    <w:p>
+      <w:pPr>
+        <w:jc w:val="right"/>
         <w:rPr>
           <w:b/>
           <w:sz w:val="44"/>
           <w:szCs w:val="44"/>
-        </w:rPr>
-        <w:t>podataka</w:t>
-      </w:r>
-      <w:proofErr w:type="spellEnd"/>
-      <w:r>
+          <w:lang w:val="sr-Latn-RS"/>
+        </w:rPr>
+      </w:pPr>
+    </w:p>
+    <w:p>
+      <w:pPr>
+        <w:jc w:val="right"/>
         <w:rPr>
           <w:b/>
           <w:sz w:val="44"/>
           <w:szCs w:val="44"/>
-        </w:rPr>
-        <w:t xml:space="preserve"> i model </w:t>
-      </w:r>
-      <w:proofErr w:type="spellStart"/>
-      <w:r>
+          <w:lang w:val="sr-Latn-RS"/>
+        </w:rPr>
+      </w:pPr>
+    </w:p>
+    <w:p>
+      <w:pPr>
+        <w:jc w:val="right"/>
         <w:rPr>
           <w:b/>
           <w:sz w:val="44"/>
           <w:szCs w:val="44"/>
-        </w:rPr>
-        <w:t>perzistencije</w:t>
-      </w:r>
-      <w:proofErr w:type="spellEnd"/>
-    </w:p>
-    <w:p>
-      <w:pPr>
-        <w:jc w:val="center"/>
+          <w:lang w:val="sr-Latn-RS"/>
+        </w:rPr>
+      </w:pPr>
+    </w:p>
+    <w:p>
+      <w:pPr>
+        <w:jc w:val="right"/>
         <w:rPr>
           <w:b/>
           <w:sz w:val="44"/>
           <w:szCs w:val="44"/>
-        </w:rPr>
-      </w:pPr>
-    </w:p>
-    <w:p>
-      <w:pPr>
-        <w:jc w:val="center"/>
+          <w:lang w:val="sr-Latn-RS"/>
+        </w:rPr>
+      </w:pPr>
+    </w:p>
+    <w:p>
+      <w:pPr>
+        <w:jc w:val="right"/>
         <w:rPr>
           <w:b/>
           <w:sz w:val="44"/>
           <w:szCs w:val="44"/>
-        </w:rPr>
-      </w:pPr>
-    </w:p>
-    <w:p>
-      <w:pPr>
-        <w:jc w:val="center"/>
-        <w:rPr>
-          <w:b/>
-          <w:sz w:val="144"/>
-          <w:szCs w:val="144"/>
-        </w:rPr>
-      </w:pPr>
-      <w:r>
-        <w:rPr>
-          <w:b/>
-          <w:sz w:val="144"/>
-          <w:szCs w:val="144"/>
-        </w:rPr>
-        <w:t>Snake Architect</w:t>
-      </w:r>
-    </w:p>
-    <w:p>
-      <w:pPr>
-        <w:jc w:val="right"/>
-        <w:rPr>
-          <w:b/>
-          <w:sz w:val="44"/>
-          <w:szCs w:val="44"/>
-        </w:rPr>
-      </w:pPr>
-    </w:p>
-    <w:p>
-      <w:pPr>
-        <w:jc w:val="right"/>
-        <w:rPr>
-          <w:b/>
-          <w:sz w:val="44"/>
-          <w:szCs w:val="44"/>
-        </w:rPr>
-      </w:pPr>
-    </w:p>
-    <w:p>
-      <w:pPr>
-        <w:jc w:val="right"/>
-        <w:rPr>
-          <w:b/>
-          <w:sz w:val="44"/>
-          <w:szCs w:val="44"/>
-        </w:rPr>
-      </w:pPr>
-    </w:p>
-    <w:p>
-      <w:pPr>
-        <w:jc w:val="right"/>
-        <w:rPr>
-          <w:b/>
-          <w:sz w:val="44"/>
-          <w:szCs w:val="44"/>
-        </w:rPr>
-      </w:pPr>
-    </w:p>
-    <w:p>
-      <w:pPr>
-        <w:jc w:val="right"/>
-        <w:rPr>
-          <w:b/>
-          <w:sz w:val="44"/>
-          <w:szCs w:val="44"/>
-        </w:rPr>
-      </w:pPr>
-    </w:p>
-    <w:p>
-      <w:pPr>
-        <w:jc w:val="right"/>
-        <w:rPr>
-          <w:b/>
-          <w:sz w:val="44"/>
-          <w:szCs w:val="44"/>
-        </w:rPr>
-      </w:pPr>
-    </w:p>
-    <w:p>
-      <w:pPr>
-        <w:jc w:val="right"/>
-        <w:rPr>
-          <w:b/>
-          <w:sz w:val="44"/>
-          <w:szCs w:val="44"/>
-        </w:rPr>
-      </w:pPr>
-    </w:p>
-    <w:p>
-      <w:pPr>
-        <w:jc w:val="right"/>
-        <w:rPr>
-          <w:b/>
-          <w:sz w:val="44"/>
-          <w:szCs w:val="44"/>
+          <w:lang w:val="sr-Latn-RS"/>
         </w:rPr>
       </w:pPr>
     </w:p>
@@ -255,46 +201,13 @@
           <w:lang w:val="sr-Latn-RS"/>
         </w:rPr>
       </w:pPr>
-      <w:proofErr w:type="spellStart"/>
       <w:r>
         <w:rPr>
           <w:sz w:val="36"/>
           <w:szCs w:val="44"/>
-        </w:rPr>
-        <w:t>Svetislav</w:t>
-      </w:r>
-      <w:proofErr w:type="spellEnd"/>
-      <w:r>
-        <w:rPr>
-          <w:sz w:val="36"/>
-          <w:szCs w:val="44"/>
-        </w:rPr>
-        <w:t xml:space="preserve"> </w:t>
-      </w:r>
-      <w:proofErr w:type="spellStart"/>
-      <w:r>
-        <w:rPr>
-          <w:sz w:val="36"/>
-          <w:szCs w:val="44"/>
-        </w:rPr>
-        <w:t>Veljkovi</w:t>
-      </w:r>
-      <w:proofErr w:type="spellEnd"/>
-      <w:r>
-        <w:rPr>
-          <w:sz w:val="36"/>
-          <w:szCs w:val="44"/>
-          <w:lang w:val="sr-Latn-ME"/>
-        </w:rPr>
-        <w:t>ć</w:t>
-      </w:r>
-      <w:r>
-        <w:rPr>
-          <w:sz w:val="36"/>
-          <w:szCs w:val="44"/>
-          <w:lang w:val="sr-Latn-RS"/>
-        </w:rPr>
-        <w:t xml:space="preserve">  - 19083</w:t>
+          <w:lang w:val="sr-Latn-RS"/>
+        </w:rPr>
+        <w:t>Svetislav Veljković  - 19083</w:t>
       </w:r>
     </w:p>
     <w:p>
@@ -317,23 +230,7 @@
           <w:szCs w:val="44"/>
           <w:lang w:val="sr-Latn-RS"/>
         </w:rPr>
-        <w:t>Milica Mici</w:t>
-      </w:r>
-      <w:r>
-        <w:rPr>
-          <w:sz w:val="36"/>
-          <w:szCs w:val="44"/>
-          <w:lang w:val="sr-Latn-ME"/>
-        </w:rPr>
-        <w:t>ć</w:t>
-      </w:r>
-      <w:r>
-        <w:rPr>
-          <w:sz w:val="36"/>
-          <w:szCs w:val="44"/>
-          <w:lang w:val="sr-Latn-RS"/>
-        </w:rPr>
-        <w:t xml:space="preserve"> – 20048</w:t>
+        <w:t>Milica Micić – 20048</w:t>
       </w:r>
     </w:p>
     <w:p>
@@ -343,8 +240,14 @@
           <w:ilvl w:val="0"/>
           <w:numId w:val="3"/>
         </w:numPr>
-      </w:pPr>
-      <w:r>
+        <w:rPr>
+          <w:lang w:val="sr-Latn-RS"/>
+        </w:rPr>
+      </w:pPr>
+      <w:r>
+        <w:rPr>
+          <w:lang w:val="sr-Latn-RS"/>
+        </w:rPr>
         <w:br w:type="page"/>
       </w:r>
     </w:p>
@@ -355,99 +258,103 @@
           <w:ilvl w:val="0"/>
           <w:numId w:val="6"/>
         </w:numPr>
-      </w:pPr>
-      <w:r>
+        <w:rPr>
+          <w:lang w:val="sr-Latn-RS"/>
+        </w:rPr>
+      </w:pPr>
+      <w:r>
+        <w:rPr>
+          <w:lang w:val="sr-Latn-RS"/>
+        </w:rPr>
         <w:lastRenderedPageBreak/>
-        <w:t xml:space="preserve">Model </w:t>
-      </w:r>
-      <w:proofErr w:type="spellStart"/>
-      <w:r>
-        <w:t>podataka</w:t>
-      </w:r>
-      <w:proofErr w:type="spellEnd"/>
-    </w:p>
-    <w:p>
-      <w:r>
-        <w:t xml:space="preserve">Model </w:t>
-      </w:r>
-      <w:proofErr w:type="spellStart"/>
-      <w:r>
-        <w:t>podataka</w:t>
-      </w:r>
-      <w:proofErr w:type="spellEnd"/>
-      <w:r>
-        <w:t xml:space="preserve"> u </w:t>
-      </w:r>
-      <w:proofErr w:type="spellStart"/>
-      <w:r>
-        <w:t>aplikaciji</w:t>
-      </w:r>
-      <w:proofErr w:type="spellEnd"/>
-      <w:r>
-        <w:t xml:space="preserve"> Snake-Architect </w:t>
-      </w:r>
-      <w:proofErr w:type="spellStart"/>
-      <w:r>
-        <w:t>predstavljen</w:t>
-      </w:r>
-      <w:proofErr w:type="spellEnd"/>
-      <w:r>
-        <w:t xml:space="preserve"> je </w:t>
-      </w:r>
-      <w:proofErr w:type="spellStart"/>
-      <w:r>
-        <w:t>sledećim</w:t>
-      </w:r>
-      <w:proofErr w:type="spellEnd"/>
-      <w:r>
-        <w:t xml:space="preserve"> </w:t>
-      </w:r>
-      <w:proofErr w:type="spellStart"/>
-      <w:r>
-        <w:t>klasnim</w:t>
-      </w:r>
-      <w:proofErr w:type="spellEnd"/>
-      <w:r>
-        <w:t xml:space="preserve"> </w:t>
-      </w:r>
-      <w:proofErr w:type="spellStart"/>
-      <w:r>
-        <w:t>dijagramom</w:t>
-      </w:r>
-      <w:proofErr w:type="spellEnd"/>
-      <w:r>
-        <w:t>:</w:t>
-      </w:r>
-    </w:p>
-    <w:p>
-      <w:r>
-        <w:pict>
-          <v:shapetype id="_x0000_t75" coordsize="21600,21600" o:spt="75" o:preferrelative="t" path="m@4@5l@4@11@9@11@9@5xe" filled="f" stroked="f">
-            <v:stroke joinstyle="miter"/>
-            <v:formulas>
-              <v:f eqn="if lineDrawn pixelLineWidth 0"/>
-              <v:f eqn="sum @0 1 0"/>
-              <v:f eqn="sum 0 0 @1"/>
-              <v:f eqn="prod @2 1 2"/>
-              <v:f eqn="prod @3 21600 pixelWidth"/>
-              <v:f eqn="prod @3 21600 pixelHeight"/>
-              <v:f eqn="sum @0 0 1"/>
-              <v:f eqn="prod @6 1 2"/>
-              <v:f eqn="prod @7 21600 pixelWidth"/>
-              <v:f eqn="sum @8 21600 0"/>
-              <v:f eqn="prod @7 21600 pixelHeight"/>
-              <v:f eqn="sum @10 21600 0"/>
-            </v:formulas>
-            <v:path o:extrusionok="f" gradientshapeok="t" o:connecttype="rect"/>
-            <o:lock v:ext="edit" aspectratio="t"/>
-          </v:shapetype>
-          <v:shape id="_x0000_i1025" type="#_x0000_t75" style="width:468pt;height:311.65pt">
-            <v:imagedata r:id="rId6" o:title="klasniDijagram2"/>
-          </v:shape>
-        </w:pict>
-      </w:r>
-    </w:p>
-    <w:p/>
+        <w:t>Model podataka</w:t>
+      </w:r>
+    </w:p>
+    <w:p>
+      <w:pPr>
+        <w:rPr>
+          <w:lang w:val="sr-Latn-RS"/>
+        </w:rPr>
+      </w:pPr>
+      <w:r>
+        <w:rPr>
+          <w:lang w:val="sr-Latn-RS"/>
+        </w:rPr>
+        <w:t>Model podataka u aplikaciji Snake-Architect predstavljen je sledećim klasnim dijagramom:</w:t>
+      </w:r>
+    </w:p>
+    <w:p>
+      <w:pPr>
+        <w:rPr>
+          <w:lang w:val="sr-Latn-RS"/>
+        </w:rPr>
+      </w:pPr>
+      <w:r>
+        <w:rPr>
+          <w:noProof/>
+          <w:lang w:val="sr-Latn-RS"/>
+        </w:rPr>
+        <w:drawing>
+          <wp:inline distT="0" distB="0" distL="0" distR="0" wp14:anchorId="5474BAF2" wp14:editId="1D34A7F7">
+            <wp:extent cx="5943600" cy="2959100"/>
+            <wp:effectExtent l="0" t="0" r="0" b="0"/>
+            <wp:docPr id="2" name="Picture 2"/>
+            <wp:cNvGraphicFramePr>
+              <a:graphicFrameLocks xmlns:a="http://schemas.openxmlformats.org/drawingml/2006/main" noChangeAspect="1"/>
+            </wp:cNvGraphicFramePr>
+            <a:graphic xmlns:a="http://schemas.openxmlformats.org/drawingml/2006/main">
+              <a:graphicData uri="http://schemas.openxmlformats.org/drawingml/2006/picture">
+                <pic:pic xmlns:pic="http://schemas.openxmlformats.org/drawingml/2006/picture">
+                  <pic:nvPicPr>
+                    <pic:cNvPr id="0" name="Modeli.drawio.png"/>
+                    <pic:cNvPicPr/>
+                  </pic:nvPicPr>
+                  <pic:blipFill>
+                    <a:blip r:embed="rId6">
+                      <a:extLst>
+                        <a:ext uri="{28A0092B-C50C-407E-A947-70E740481C1C}">
+                          <a14:useLocalDpi xmlns:a14="http://schemas.microsoft.com/office/drawing/2010/main" val="0"/>
+                        </a:ext>
+                      </a:extLst>
+                    </a:blip>
+                    <a:stretch>
+                      <a:fillRect/>
+                    </a:stretch>
+                  </pic:blipFill>
+                  <pic:spPr>
+                    <a:xfrm>
+                      <a:off x="0" y="0"/>
+                      <a:ext cx="5943600" cy="2959100"/>
+                    </a:xfrm>
+                    <a:prstGeom prst="rect">
+                      <a:avLst/>
+                    </a:prstGeom>
+                  </pic:spPr>
+                </pic:pic>
+              </a:graphicData>
+            </a:graphic>
+          </wp:inline>
+        </w:drawing>
+      </w:r>
+    </w:p>
+    <w:p>
+      <w:pPr>
+        <w:pStyle w:val="Heading2"/>
+        <w:numPr>
+          <w:ilvl w:val="0"/>
+          <w:numId w:val="9"/>
+        </w:numPr>
+        <w:rPr>
+          <w:lang w:val="sr-Latn-RS"/>
+        </w:rPr>
+      </w:pPr>
+      <w:r>
+        <w:rPr>
+          <w:lang w:val="sr-Latn-RS"/>
+        </w:rPr>
+        <w:t>Korisnički nalog i socijalne komponente</w:t>
+      </w:r>
+    </w:p>
     <w:p>
       <w:pPr>
         <w:pStyle w:val="ListParagraph"/>
@@ -455,154 +362,34 @@
           <w:ilvl w:val="0"/>
           <w:numId w:val="7"/>
         </w:numPr>
-      </w:pPr>
-      <w:r>
-        <w:rPr>
-          <w:b/>
+        <w:rPr>
+          <w:lang w:val="sr-Latn-RS"/>
+        </w:rPr>
+      </w:pPr>
+      <w:r>
+        <w:rPr>
+          <w:b/>
+          <w:lang w:val="sr-Latn-RS"/>
         </w:rPr>
         <w:t xml:space="preserve">User </w:t>
       </w:r>
       <w:r>
+        <w:rPr>
+          <w:lang w:val="sr-Latn-RS"/>
+        </w:rPr>
         <w:t xml:space="preserve">– </w:t>
       </w:r>
-      <w:proofErr w:type="spellStart"/>
-      <w:r>
-        <w:t>Predstavlja</w:t>
-      </w:r>
-      <w:proofErr w:type="spellEnd"/>
-      <w:r>
-        <w:t xml:space="preserve"> </w:t>
-      </w:r>
-      <w:proofErr w:type="spellStart"/>
-      <w:r>
-        <w:t>korisnika</w:t>
-      </w:r>
-      <w:proofErr w:type="spellEnd"/>
-      <w:r>
-        <w:t xml:space="preserve"> </w:t>
-      </w:r>
-      <w:proofErr w:type="spellStart"/>
-      <w:r>
-        <w:t>aplikacije</w:t>
-      </w:r>
-      <w:proofErr w:type="spellEnd"/>
-      <w:r>
-        <w:t xml:space="preserve">. </w:t>
-      </w:r>
-      <w:proofErr w:type="spellStart"/>
-      <w:r>
-        <w:t>Sadrži</w:t>
-      </w:r>
-      <w:proofErr w:type="spellEnd"/>
-      <w:r>
-        <w:t xml:space="preserve"> </w:t>
-      </w:r>
-      <w:proofErr w:type="spellStart"/>
-      <w:r>
-        <w:t>osnovne</w:t>
-      </w:r>
-      <w:proofErr w:type="spellEnd"/>
-      <w:r>
-        <w:t xml:space="preserve"> </w:t>
-      </w:r>
-      <w:proofErr w:type="spellStart"/>
-      <w:r>
-        <w:t>podatke</w:t>
-      </w:r>
-      <w:proofErr w:type="spellEnd"/>
-      <w:r>
-        <w:t xml:space="preserve">: </w:t>
-      </w:r>
-      <w:proofErr w:type="spellStart"/>
-      <w:r>
-        <w:t>ime</w:t>
-      </w:r>
-      <w:proofErr w:type="spellEnd"/>
-      <w:r>
-        <w:t xml:space="preserve">, </w:t>
-      </w:r>
-      <w:proofErr w:type="spellStart"/>
-      <w:r>
-        <w:t>prezime</w:t>
-      </w:r>
-      <w:proofErr w:type="spellEnd"/>
-      <w:r>
-        <w:t xml:space="preserve">, </w:t>
-      </w:r>
-      <w:r>
-        <w:t xml:space="preserve">username, email, </w:t>
-      </w:r>
-      <w:proofErr w:type="spellStart"/>
-      <w:r>
-        <w:t>šifru</w:t>
-      </w:r>
-      <w:proofErr w:type="spellEnd"/>
-      <w:r>
-        <w:t xml:space="preserve">, </w:t>
-      </w:r>
-      <w:proofErr w:type="spellStart"/>
-      <w:r>
-        <w:t>pobede</w:t>
-      </w:r>
-      <w:proofErr w:type="spellEnd"/>
-      <w:r>
-        <w:t xml:space="preserve"> i</w:t>
-      </w:r>
-      <w:r>
-        <w:t xml:space="preserve"> </w:t>
-      </w:r>
-      <w:proofErr w:type="spellStart"/>
-      <w:r>
-        <w:t>poraze</w:t>
-      </w:r>
-      <w:proofErr w:type="spellEnd"/>
-      <w:r>
-        <w:t xml:space="preserve">. </w:t>
-      </w:r>
-      <w:proofErr w:type="spellStart"/>
-      <w:r>
-        <w:t>Povezan</w:t>
-      </w:r>
-      <w:proofErr w:type="spellEnd"/>
-      <w:r>
-        <w:t xml:space="preserve"> </w:t>
-      </w:r>
-      <w:proofErr w:type="spellStart"/>
-      <w:r>
-        <w:t>sa</w:t>
-      </w:r>
-      <w:proofErr w:type="spellEnd"/>
-      <w:r>
-        <w:t xml:space="preserve"> </w:t>
-      </w:r>
-      <w:proofErr w:type="spellStart"/>
-      <w:r>
-        <w:t>prijateljima</w:t>
-      </w:r>
-      <w:proofErr w:type="spellEnd"/>
-      <w:r>
-        <w:t xml:space="preserve">, </w:t>
-      </w:r>
-      <w:proofErr w:type="spellStart"/>
-      <w:proofErr w:type="gramStart"/>
-      <w:r>
-        <w:t>četovima</w:t>
-      </w:r>
-      <w:proofErr w:type="spellEnd"/>
-      <w:r>
-        <w:t xml:space="preserve"> ,</w:t>
-      </w:r>
-      <w:proofErr w:type="gramEnd"/>
-      <w:r>
-        <w:t xml:space="preserve"> </w:t>
-      </w:r>
-      <w:proofErr w:type="spellStart"/>
-      <w:r>
-        <w:t>zahtevima</w:t>
-      </w:r>
-      <w:proofErr w:type="spellEnd"/>
-      <w:r>
-        <w:t>.</w:t>
+      <w:r>
+        <w:rPr>
+          <w:lang w:val="sr-Latn-RS"/>
+        </w:rPr>
+        <w:t xml:space="preserve">Centralni entitet aplikacije. </w:t>
+      </w:r>
+      <w:r>
+        <w:rPr>
+          <w:lang w:val="sr-Latn-RS"/>
+        </w:rPr>
+        <w:t>Čuva osnovne podatke o profilu, statistiku igranja (pobede/porazi) i kolekcije povezanih entiteta (četovi, prijateljstva, zahtevi).</w:t>
       </w:r>
     </w:p>
     <w:p>
@@ -612,116 +399,35 @@
           <w:ilvl w:val="0"/>
           <w:numId w:val="7"/>
         </w:numPr>
-      </w:pPr>
-      <w:r>
-        <w:rPr>
-          <w:b/>
-        </w:rPr>
-        <w:t xml:space="preserve">Player </w:t>
-      </w:r>
-      <w:r>
-        <w:t xml:space="preserve">– </w:t>
-      </w:r>
-      <w:proofErr w:type="spellStart"/>
-      <w:r>
-        <w:t>Klasa</w:t>
-      </w:r>
-      <w:proofErr w:type="spellEnd"/>
-      <w:r>
-        <w:t xml:space="preserve"> </w:t>
-      </w:r>
-      <w:proofErr w:type="spellStart"/>
-      <w:r>
-        <w:t>koja</w:t>
-      </w:r>
-      <w:proofErr w:type="spellEnd"/>
-      <w:r>
-        <w:t xml:space="preserve"> </w:t>
-      </w:r>
-      <w:proofErr w:type="spellStart"/>
-      <w:r>
-        <w:t>predstavlja</w:t>
-      </w:r>
-      <w:proofErr w:type="spellEnd"/>
-      <w:r>
-        <w:t xml:space="preserve"> </w:t>
-      </w:r>
-      <w:proofErr w:type="spellStart"/>
-      <w:r>
-        <w:t>učesnika</w:t>
-      </w:r>
-      <w:proofErr w:type="spellEnd"/>
-      <w:r>
-        <w:t xml:space="preserve"> u </w:t>
-      </w:r>
-      <w:proofErr w:type="spellStart"/>
-      <w:r>
-        <w:t>određenoj</w:t>
-      </w:r>
-      <w:proofErr w:type="spellEnd"/>
-      <w:r>
-        <w:t xml:space="preserve"> </w:t>
-      </w:r>
-      <w:proofErr w:type="spellStart"/>
-      <w:r>
-        <w:t>igri</w:t>
-      </w:r>
-      <w:proofErr w:type="spellEnd"/>
-      <w:r>
-        <w:t xml:space="preserve"> (</w:t>
-      </w:r>
-      <w:proofErr w:type="spellStart"/>
-      <w:r>
-        <w:t>GameRoom</w:t>
-      </w:r>
-      <w:proofErr w:type="spellEnd"/>
-      <w:r>
-        <w:t xml:space="preserve">). </w:t>
-      </w:r>
-      <w:proofErr w:type="spellStart"/>
-      <w:r>
-        <w:t>Povezuje</w:t>
-      </w:r>
-      <w:proofErr w:type="spellEnd"/>
-      <w:r>
-        <w:t xml:space="preserve"> User </w:t>
-      </w:r>
-      <w:proofErr w:type="spellStart"/>
-      <w:proofErr w:type="gramStart"/>
-      <w:r>
-        <w:t>sa</w:t>
-      </w:r>
-      <w:proofErr w:type="spellEnd"/>
-      <w:proofErr w:type="gramEnd"/>
-      <w:r>
-        <w:t xml:space="preserve"> </w:t>
-      </w:r>
-      <w:proofErr w:type="spellStart"/>
-      <w:r>
-        <w:t>GameRoom</w:t>
-      </w:r>
-      <w:proofErr w:type="spellEnd"/>
-      <w:r>
-        <w:t xml:space="preserve"> i </w:t>
-      </w:r>
-      <w:proofErr w:type="spellStart"/>
-      <w:r>
-        <w:t>obeležava</w:t>
-      </w:r>
-      <w:proofErr w:type="spellEnd"/>
-      <w:r>
-        <w:t xml:space="preserve"> da li je </w:t>
-      </w:r>
-      <w:proofErr w:type="spellStart"/>
-      <w:r>
-        <w:t>korisnik</w:t>
-      </w:r>
-      <w:proofErr w:type="spellEnd"/>
-      <w:r>
-        <w:t xml:space="preserve"> i</w:t>
-      </w:r>
-      <w:r>
-        <w:t xml:space="preserve"> Host.</w:t>
+        <w:rPr>
+          <w:lang w:val="sr-Latn-RS"/>
+        </w:rPr>
+      </w:pPr>
+      <w:r>
+        <w:rPr>
+          <w:b/>
+          <w:lang w:val="sr-Latn-RS"/>
+        </w:rPr>
+        <w:t xml:space="preserve">FriendList </w:t>
+      </w:r>
+      <w:r>
+        <w:rPr>
+          <w:lang w:val="sr-Latn-RS"/>
+        </w:rPr>
+        <w:t>– Upravlja vezom između korisnika (</w:t>
+      </w:r>
+      <w:r>
+        <w:rPr>
+          <w:i/>
+          <w:lang w:val="sr-Latn-RS"/>
+        </w:rPr>
+        <w:t>User – User</w:t>
+      </w:r>
+      <w:r>
+        <w:rPr>
+          <w:lang w:val="sr-Latn-RS"/>
+        </w:rPr>
+        <w:t>)</w:t>
       </w:r>
     </w:p>
     <w:p>
@@ -731,103 +437,28 @@
           <w:ilvl w:val="0"/>
           <w:numId w:val="7"/>
         </w:numPr>
-      </w:pPr>
-      <w:proofErr w:type="spellStart"/>
-      <w:r>
-        <w:rPr>
-          <w:b/>
-        </w:rPr>
-        <w:t>GameRoom</w:t>
-      </w:r>
-      <w:proofErr w:type="spellEnd"/>
-      <w:r>
-        <w:rPr>
-          <w:b/>
-        </w:rPr>
-        <w:t xml:space="preserve"> </w:t>
-      </w:r>
-      <w:r>
+        <w:rPr>
+          <w:lang w:val="sr-Latn-RS"/>
+        </w:rPr>
+      </w:pPr>
+      <w:r>
+        <w:rPr>
+          <w:b/>
+          <w:lang w:val="sr-Latn-RS"/>
+        </w:rPr>
+        <w:t xml:space="preserve">FriendRequest </w:t>
+      </w:r>
+      <w:r>
+        <w:rPr>
+          <w:lang w:val="sr-Latn-RS"/>
+        </w:rPr>
         <w:t xml:space="preserve">– </w:t>
       </w:r>
-      <w:proofErr w:type="spellStart"/>
-      <w:r>
-        <w:t>Predstavlja</w:t>
-      </w:r>
-      <w:proofErr w:type="spellEnd"/>
-      <w:r>
-        <w:t xml:space="preserve"> </w:t>
-      </w:r>
-      <w:proofErr w:type="spellStart"/>
-      <w:r>
-        <w:t>sobu</w:t>
-      </w:r>
-      <w:proofErr w:type="spellEnd"/>
-      <w:r>
-        <w:t xml:space="preserve"> </w:t>
-      </w:r>
-      <w:proofErr w:type="spellStart"/>
-      <w:r>
-        <w:t>za</w:t>
-      </w:r>
-      <w:proofErr w:type="spellEnd"/>
-      <w:r>
-        <w:t xml:space="preserve"> </w:t>
-      </w:r>
-      <w:proofErr w:type="spellStart"/>
-      <w:r>
-        <w:t>igru</w:t>
-      </w:r>
-      <w:proofErr w:type="spellEnd"/>
-      <w:r>
-        <w:t xml:space="preserve">. </w:t>
-      </w:r>
-      <w:proofErr w:type="spellStart"/>
-      <w:r>
-        <w:t>Čuva</w:t>
-      </w:r>
-      <w:proofErr w:type="spellEnd"/>
-      <w:r>
-        <w:t xml:space="preserve"> </w:t>
-      </w:r>
-      <w:proofErr w:type="spellStart"/>
-      <w:r>
-        <w:t>informacije</w:t>
-      </w:r>
-      <w:proofErr w:type="spellEnd"/>
-      <w:r>
-        <w:t xml:space="preserve"> o </w:t>
-      </w:r>
-      <w:proofErr w:type="spellStart"/>
-      <w:r>
-        <w:t>igri</w:t>
-      </w:r>
-      <w:proofErr w:type="spellEnd"/>
-      <w:r>
-        <w:t xml:space="preserve">: </w:t>
-      </w:r>
-      <w:proofErr w:type="spellStart"/>
-      <w:r>
-        <w:t>naziv</w:t>
-      </w:r>
-      <w:proofErr w:type="spellEnd"/>
-      <w:r>
-        <w:t xml:space="preserve">, status, </w:t>
-      </w:r>
-      <w:proofErr w:type="spellStart"/>
-      <w:r>
-        <w:t>vreme</w:t>
-      </w:r>
-      <w:proofErr w:type="spellEnd"/>
-      <w:r>
-        <w:t xml:space="preserve"> </w:t>
-      </w:r>
-      <w:proofErr w:type="spellStart"/>
-      <w:r>
-        <w:t>kreiranja</w:t>
-      </w:r>
-      <w:proofErr w:type="spellEnd"/>
-      <w:r>
-        <w:t>.</w:t>
+      <w:r>
+        <w:rPr>
+          <w:lang w:val="sr-Latn-RS"/>
+        </w:rPr>
+        <w:t>Entitet za proces povezivanja korisnika (pošiljalac, primalac, status prihvatanja).</w:t>
       </w:r>
     </w:p>
     <w:p>
@@ -837,95 +468,40 @@
           <w:ilvl w:val="0"/>
           <w:numId w:val="7"/>
         </w:numPr>
-      </w:pPr>
-      <w:proofErr w:type="spellStart"/>
-      <w:r>
-        <w:rPr>
-          <w:b/>
-        </w:rPr>
-        <w:t>GameBoard</w:t>
-      </w:r>
-      <w:proofErr w:type="spellEnd"/>
-      <w:r>
-        <w:rPr>
-          <w:b/>
-        </w:rPr>
-        <w:t xml:space="preserve"> </w:t>
-      </w:r>
-      <w:r>
-        <w:t xml:space="preserve">– </w:t>
-      </w:r>
-      <w:proofErr w:type="spellStart"/>
-      <w:r>
-        <w:t>Predstavlja</w:t>
-      </w:r>
-      <w:proofErr w:type="spellEnd"/>
-      <w:r>
-        <w:t xml:space="preserve"> </w:t>
-      </w:r>
-      <w:proofErr w:type="spellStart"/>
-      <w:r>
-        <w:t>tablu</w:t>
-      </w:r>
-      <w:proofErr w:type="spellEnd"/>
-      <w:r>
-        <w:t xml:space="preserve"> </w:t>
-      </w:r>
-      <w:proofErr w:type="spellStart"/>
-      <w:r>
-        <w:t>za</w:t>
-      </w:r>
-      <w:proofErr w:type="spellEnd"/>
-      <w:r>
-        <w:t xml:space="preserve"> </w:t>
-      </w:r>
-      <w:proofErr w:type="spellStart"/>
-      <w:r>
-        <w:t>igru</w:t>
-      </w:r>
-      <w:proofErr w:type="spellEnd"/>
-      <w:r>
-        <w:t xml:space="preserve">. </w:t>
-      </w:r>
-      <w:proofErr w:type="spellStart"/>
-      <w:r>
-        <w:t>Sadrži</w:t>
-      </w:r>
-      <w:proofErr w:type="spellEnd"/>
-      <w:r>
-        <w:t xml:space="preserve"> </w:t>
-      </w:r>
-      <w:proofErr w:type="spellStart"/>
-      <w:r>
-        <w:t>informacije</w:t>
-      </w:r>
-      <w:proofErr w:type="spellEnd"/>
-      <w:r>
-        <w:t xml:space="preserve"> o </w:t>
-      </w:r>
-      <w:proofErr w:type="spellStart"/>
-      <w:r>
-        <w:t>dimenzijama</w:t>
-      </w:r>
-      <w:proofErr w:type="spellEnd"/>
-      <w:r>
-        <w:t xml:space="preserve"> table I </w:t>
-      </w:r>
-      <w:proofErr w:type="spellStart"/>
-      <w:r>
-        <w:t>listu</w:t>
-      </w:r>
-      <w:proofErr w:type="spellEnd"/>
-      <w:r>
-        <w:t xml:space="preserve"> </w:t>
-      </w:r>
-      <w:proofErr w:type="spellStart"/>
-      <w:r>
-        <w:t>prepreka</w:t>
-      </w:r>
-      <w:proofErr w:type="spellEnd"/>
-      <w:r>
-        <w:t xml:space="preserve">. </w:t>
+        <w:rPr>
+          <w:lang w:val="sr-Latn-RS"/>
+        </w:rPr>
+      </w:pPr>
+      <w:r>
+        <w:rPr>
+          <w:b/>
+          <w:lang w:val="sr-Latn-RS"/>
+        </w:rPr>
+        <w:t xml:space="preserve">Chat </w:t>
+      </w:r>
+      <w:r>
+        <w:rPr>
+          <w:lang w:val="sr-Latn-RS"/>
+        </w:rPr>
+        <w:t>– Upravlja komunikacijom: čuva poruku, pošiljaoca, primaoca i vreme slanja.</w:t>
+      </w:r>
+    </w:p>
+    <w:p>
+      <w:pPr>
+        <w:pStyle w:val="Heading2"/>
+        <w:numPr>
+          <w:ilvl w:val="0"/>
+          <w:numId w:val="9"/>
+        </w:numPr>
+        <w:rPr>
+          <w:lang w:val="sr-Latn-RS"/>
+        </w:rPr>
+      </w:pPr>
+      <w:r>
+        <w:rPr>
+          <w:lang w:val="sr-Latn-RS"/>
+        </w:rPr>
+        <w:t>Upravljanje sesijom igre</w:t>
       </w:r>
     </w:p>
     <w:p>
@@ -935,44 +511,41 @@
           <w:ilvl w:val="0"/>
           <w:numId w:val="7"/>
         </w:numPr>
-      </w:pPr>
-      <w:r>
-        <w:rPr>
-          <w:b/>
-        </w:rPr>
-        <w:t xml:space="preserve">Snake </w:t>
-      </w:r>
-      <w:r>
+        <w:rPr>
+          <w:lang w:val="sr-Latn-RS"/>
+        </w:rPr>
+      </w:pPr>
+      <w:r>
+        <w:rPr>
+          <w:b/>
+          <w:lang w:val="sr-Latn-RS"/>
+        </w:rPr>
+        <w:t xml:space="preserve">GameRoom </w:t>
+      </w:r>
+      <w:r>
+        <w:rPr>
+          <w:lang w:val="sr-Latn-RS"/>
+        </w:rPr>
         <w:t xml:space="preserve">– </w:t>
       </w:r>
-      <w:proofErr w:type="spellStart"/>
-      <w:r>
-        <w:t>Predstavlja</w:t>
-      </w:r>
-      <w:proofErr w:type="spellEnd"/>
-      <w:r>
-        <w:t xml:space="preserve"> </w:t>
-      </w:r>
-      <w:proofErr w:type="spellStart"/>
-      <w:r>
-        <w:t>zmiju</w:t>
-      </w:r>
-      <w:proofErr w:type="spellEnd"/>
-      <w:r>
-        <w:t xml:space="preserve"> </w:t>
-      </w:r>
-      <w:proofErr w:type="spellStart"/>
-      <w:proofErr w:type="gramStart"/>
-      <w:r>
-        <w:t>na</w:t>
-      </w:r>
-      <w:proofErr w:type="spellEnd"/>
-      <w:proofErr w:type="gramEnd"/>
-      <w:r>
-        <w:t xml:space="preserve"> table</w:t>
-      </w:r>
-      <w:r>
-        <w:t>.</w:t>
+      <w:r>
+        <w:rPr>
+          <w:lang w:val="sr-Latn-RS"/>
+        </w:rPr>
+        <w:t>Kontejner igre. Sadrži naziv, status (</w:t>
+      </w:r>
+      <w:r>
+        <w:rPr>
+          <w:i/>
+          <w:lang w:val="sr-Latn-RS"/>
+        </w:rPr>
+        <w:t>IsStarted, IsActive</w:t>
+      </w:r>
+      <w:r>
+        <w:rPr>
+          <w:lang w:val="sr-Latn-RS"/>
+        </w:rPr>
+        <w:t>), vreme kreiranja i reference na tablu i listu igrača.</w:t>
       </w:r>
     </w:p>
     <w:p>
@@ -982,44 +555,80 @@
           <w:ilvl w:val="0"/>
           <w:numId w:val="7"/>
         </w:numPr>
-      </w:pPr>
-      <w:r>
-        <w:rPr>
-          <w:b/>
-        </w:rPr>
-        <w:t xml:space="preserve">Ladder </w:t>
-      </w:r>
-      <w:r>
+        <w:rPr>
+          <w:lang w:val="sr-Latn-RS"/>
+        </w:rPr>
+      </w:pPr>
+      <w:r>
+        <w:rPr>
+          <w:b/>
+          <w:lang w:val="sr-Latn-RS"/>
+        </w:rPr>
+        <w:t xml:space="preserve">Player </w:t>
+      </w:r>
+      <w:r>
+        <w:rPr>
+          <w:lang w:val="sr-Latn-RS"/>
+        </w:rPr>
         <w:t xml:space="preserve">– </w:t>
       </w:r>
-      <w:proofErr w:type="spellStart"/>
-      <w:r>
-        <w:t>Predstavlja</w:t>
-      </w:r>
-      <w:proofErr w:type="spellEnd"/>
-      <w:r>
-        <w:t xml:space="preserve"> </w:t>
-      </w:r>
-      <w:proofErr w:type="spellStart"/>
-      <w:r>
-        <w:t>merdevinu</w:t>
-      </w:r>
-      <w:proofErr w:type="spellEnd"/>
-      <w:r>
-        <w:t xml:space="preserve"> </w:t>
-      </w:r>
-      <w:proofErr w:type="spellStart"/>
-      <w:proofErr w:type="gramStart"/>
-      <w:r>
-        <w:t>na</w:t>
-      </w:r>
-      <w:proofErr w:type="spellEnd"/>
-      <w:proofErr w:type="gramEnd"/>
-      <w:r>
-        <w:t xml:space="preserve"> table</w:t>
-      </w:r>
-      <w:r>
-        <w:t>.</w:t>
+      <w:r>
+        <w:rPr>
+          <w:lang w:val="sr-Latn-RS"/>
+        </w:rPr>
+        <w:t xml:space="preserve">Most između </w:t>
+      </w:r>
+      <w:r>
+        <w:rPr>
+          <w:i/>
+          <w:lang w:val="sr-Latn-RS"/>
+        </w:rPr>
+        <w:t xml:space="preserve">User </w:t>
+      </w:r>
+      <w:r>
+        <w:rPr>
+          <w:lang w:val="sr-Latn-RS"/>
+        </w:rPr>
+        <w:t xml:space="preserve"> i </w:t>
+      </w:r>
+      <w:r>
+        <w:rPr>
+          <w:i/>
+          <w:lang w:val="sr-Latn-RS"/>
+        </w:rPr>
+        <w:t>GameRoom.</w:t>
+      </w:r>
+      <w:r>
+        <w:rPr>
+          <w:lang w:val="sr-Latn-RS"/>
+        </w:rPr>
+        <w:t xml:space="preserve"> Definiše ulogu u sobi (</w:t>
+      </w:r>
+      <w:r>
+        <w:rPr>
+          <w:i/>
+          <w:lang w:val="sr-Latn-RS"/>
+        </w:rPr>
+        <w:t>IsHost</w:t>
+      </w:r>
+      <w:r>
+        <w:rPr>
+          <w:lang w:val="sr-Latn-RS"/>
+        </w:rPr>
+        <w:t>)</w:t>
+      </w:r>
+      <w:r>
+        <w:rPr>
+          <w:i/>
+          <w:lang w:val="sr-Latn-RS"/>
+        </w:rPr>
+        <w:t xml:space="preserve">, </w:t>
+      </w:r>
+      <w:r>
+        <w:rPr>
+          <w:lang w:val="sr-Latn-RS"/>
+        </w:rPr>
+        <w:t>poziciju igrača i vezu sa konkretnom sobom.</w:t>
       </w:r>
     </w:p>
     <w:p>
@@ -1029,47 +638,29 @@
           <w:ilvl w:val="0"/>
           <w:numId w:val="7"/>
         </w:numPr>
-      </w:pPr>
-      <w:r>
-        <w:rPr>
-          <w:b/>
-        </w:rPr>
-        <w:t xml:space="preserve">Move </w:t>
-      </w:r>
-      <w:r>
-        <w:t xml:space="preserve">– </w:t>
-      </w:r>
-      <w:proofErr w:type="spellStart"/>
-      <w:r>
-        <w:t>Predstavlja</w:t>
-      </w:r>
-      <w:proofErr w:type="spellEnd"/>
-      <w:r>
-        <w:t xml:space="preserve"> </w:t>
-      </w:r>
-      <w:proofErr w:type="spellStart"/>
-      <w:r>
-        <w:t>pojedinačni</w:t>
-      </w:r>
-      <w:proofErr w:type="spellEnd"/>
-      <w:r>
-        <w:t xml:space="preserve"> </w:t>
-      </w:r>
-      <w:proofErr w:type="spellStart"/>
-      <w:r>
-        <w:t>potez</w:t>
-      </w:r>
-      <w:proofErr w:type="spellEnd"/>
-      <w:r>
-        <w:t xml:space="preserve"> </w:t>
-      </w:r>
-      <w:proofErr w:type="spellStart"/>
-      <w:r>
-        <w:t>igrača</w:t>
-      </w:r>
-      <w:proofErr w:type="spellEnd"/>
-      <w:r>
-        <w:t xml:space="preserve">. </w:t>
+        <w:rPr>
+          <w:lang w:val="sr-Latn-RS"/>
+        </w:rPr>
+      </w:pPr>
+      <w:r>
+        <w:rPr>
+          <w:b/>
+          <w:lang w:val="sr-Latn-RS"/>
+        </w:rPr>
+        <w:t xml:space="preserve">GameRequest </w:t>
+      </w:r>
+      <w:r>
+        <w:rPr>
+          <w:lang w:val="sr-Latn-RS"/>
+        </w:rPr>
+        <w:t xml:space="preserve">– Upravlja logikom pozivanja i pridruživanja igrača određenoj </w:t>
+      </w:r>
+      <w:r>
+        <w:rPr>
+          <w:i/>
+          <w:lang w:val="sr-Latn-RS"/>
+        </w:rPr>
+        <w:t>GameRoom.</w:t>
       </w:r>
     </w:p>
     <w:p>
@@ -1079,65 +670,59 @@
           <w:ilvl w:val="0"/>
           <w:numId w:val="7"/>
         </w:numPr>
-      </w:pPr>
-      <w:r>
-        <w:rPr>
-          <w:b/>
-        </w:rPr>
-        <w:t xml:space="preserve">Dice </w:t>
-      </w:r>
-      <w:r>
+        <w:rPr>
+          <w:lang w:val="sr-Latn-RS"/>
+        </w:rPr>
+      </w:pPr>
+      <w:r>
+        <w:rPr>
+          <w:b/>
+          <w:lang w:val="sr-Latn-RS"/>
+        </w:rPr>
+        <w:t xml:space="preserve">Winner </w:t>
+      </w:r>
+      <w:r>
+        <w:rPr>
+          <w:lang w:val="sr-Latn-RS"/>
+        </w:rPr>
         <w:t xml:space="preserve">– </w:t>
       </w:r>
-      <w:proofErr w:type="spellStart"/>
-      <w:r>
-        <w:t>Predstavlja</w:t>
-      </w:r>
-      <w:proofErr w:type="spellEnd"/>
-      <w:r>
-        <w:t xml:space="preserve"> </w:t>
-      </w:r>
-      <w:proofErr w:type="spellStart"/>
-      <w:r>
-        <w:t>bacanje</w:t>
-      </w:r>
-      <w:proofErr w:type="spellEnd"/>
-      <w:r>
-        <w:t xml:space="preserve"> </w:t>
-      </w:r>
-      <w:proofErr w:type="spellStart"/>
-      <w:r>
-        <w:t>kockice</w:t>
-      </w:r>
-      <w:proofErr w:type="spellEnd"/>
-      <w:r>
-        <w:t xml:space="preserve"> </w:t>
-      </w:r>
-      <w:proofErr w:type="spellStart"/>
-      <w:proofErr w:type="gramStart"/>
-      <w:r>
-        <w:t>od</w:t>
-      </w:r>
-      <w:proofErr w:type="spellEnd"/>
-      <w:proofErr w:type="gramEnd"/>
-      <w:r>
-        <w:t xml:space="preserve"> </w:t>
-      </w:r>
-      <w:proofErr w:type="spellStart"/>
-      <w:r>
-        <w:t>strane</w:t>
-      </w:r>
-      <w:proofErr w:type="spellEnd"/>
-      <w:r>
-        <w:t xml:space="preserve"> </w:t>
-      </w:r>
-      <w:proofErr w:type="spellStart"/>
-      <w:r>
-        <w:t>igrača</w:t>
-      </w:r>
-      <w:proofErr w:type="spellEnd"/>
-      <w:r>
-        <w:t>.</w:t>
+      <w:r>
+        <w:rPr>
+          <w:lang w:val="sr-Latn-RS"/>
+        </w:rPr>
+        <w:t xml:space="preserve">Beleži krajnji rezultat igre povezivanjem sa pobedničkim </w:t>
+      </w:r>
+      <w:r>
+        <w:rPr>
+          <w:i/>
+          <w:lang w:val="sr-Latn-RS"/>
+        </w:rPr>
+        <w:t>Player</w:t>
+      </w:r>
+      <w:r>
+        <w:rPr>
+          <w:lang w:val="sr-Latn-RS"/>
+        </w:rPr>
+        <w:t>-om i vremenom pobede.</w:t>
+      </w:r>
+    </w:p>
+    <w:p>
+      <w:pPr>
+        <w:pStyle w:val="Heading2"/>
+        <w:numPr>
+          <w:ilvl w:val="0"/>
+          <w:numId w:val="9"/>
+        </w:numPr>
+        <w:rPr>
+          <w:lang w:val="sr-Latn-RS"/>
+        </w:rPr>
+      </w:pPr>
+      <w:r>
+        <w:rPr>
+          <w:lang w:val="sr-Latn-RS"/>
+        </w:rPr>
+        <w:t>Mehanika igre i tabla</w:t>
       </w:r>
     </w:p>
     <w:p>
@@ -1147,54 +732,47 @@
           <w:ilvl w:val="0"/>
           <w:numId w:val="7"/>
         </w:numPr>
-      </w:pPr>
-      <w:proofErr w:type="spellStart"/>
-      <w:r>
-        <w:rPr>
-          <w:b/>
-        </w:rPr>
-        <w:t>GameRequest</w:t>
-      </w:r>
-      <w:proofErr w:type="spellEnd"/>
-      <w:r>
-        <w:rPr>
-          <w:b/>
-        </w:rPr>
-        <w:t xml:space="preserve"> </w:t>
-      </w:r>
-      <w:r>
+        <w:rPr>
+          <w:lang w:val="sr-Latn-RS"/>
+        </w:rPr>
+      </w:pPr>
+      <w:r>
+        <w:rPr>
+          <w:b/>
+          <w:lang w:val="sr-Latn-RS"/>
+        </w:rPr>
+        <w:t xml:space="preserve">GameBoard </w:t>
+      </w:r>
+      <w:r>
+        <w:rPr>
+          <w:lang w:val="sr-Latn-RS"/>
+        </w:rPr>
         <w:t xml:space="preserve">– </w:t>
       </w:r>
-      <w:proofErr w:type="spellStart"/>
-      <w:r>
-        <w:t>Zahtev</w:t>
-      </w:r>
-      <w:proofErr w:type="spellEnd"/>
-      <w:r>
-        <w:t xml:space="preserve"> </w:t>
-      </w:r>
-      <w:proofErr w:type="spellStart"/>
-      <w:r>
-        <w:t>za</w:t>
-      </w:r>
-      <w:proofErr w:type="spellEnd"/>
-      <w:r>
-        <w:t xml:space="preserve"> </w:t>
-      </w:r>
-      <w:proofErr w:type="spellStart"/>
-      <w:r>
-        <w:t>pridruživanje</w:t>
-      </w:r>
-      <w:proofErr w:type="spellEnd"/>
-      <w:r>
-        <w:t xml:space="preserve"> </w:t>
-      </w:r>
-      <w:proofErr w:type="spellStart"/>
-      <w:r>
-        <w:t>igri</w:t>
-      </w:r>
-      <w:proofErr w:type="spellEnd"/>
-      <w:r>
+      <w:r>
+        <w:rPr>
+          <w:lang w:val="sr-Latn-RS"/>
+        </w:rPr>
+        <w:t>Mapa igre, sadrži dimenzije i liste objekata koji čine tablu (</w:t>
+      </w:r>
+      <w:r>
+        <w:rPr>
+          <w:i/>
+          <w:lang w:val="sr-Latn-RS"/>
+        </w:rPr>
+        <w:t>Snake, Ladder</w:t>
+      </w:r>
+      <w:r>
+        <w:rPr>
+          <w:lang w:val="sr-Latn-RS"/>
+        </w:rPr>
+        <w:t>)</w:t>
+      </w:r>
+      <w:r>
+        <w:rPr>
+          <w:i/>
+          <w:lang w:val="sr-Latn-RS"/>
+        </w:rPr>
         <w:t>.</w:t>
       </w:r>
     </w:p>
@@ -1205,97 +783,35 @@
           <w:ilvl w:val="0"/>
           <w:numId w:val="7"/>
         </w:numPr>
-      </w:pPr>
-      <w:proofErr w:type="spellStart"/>
-      <w:r>
-        <w:rPr>
-          <w:b/>
-        </w:rPr>
-        <w:t>FriendRequest</w:t>
-      </w:r>
-      <w:proofErr w:type="spellEnd"/>
-      <w:r>
-        <w:rPr>
-          <w:b/>
-        </w:rPr>
-        <w:t xml:space="preserve"> </w:t>
-      </w:r>
-      <w:r>
-        <w:t xml:space="preserve">– </w:t>
-      </w:r>
-      <w:proofErr w:type="spellStart"/>
-      <w:r>
-        <w:t>Zahtev</w:t>
-      </w:r>
-      <w:proofErr w:type="spellEnd"/>
-      <w:r>
-        <w:t xml:space="preserve"> </w:t>
-      </w:r>
-      <w:proofErr w:type="spellStart"/>
-      <w:r>
-        <w:t>za</w:t>
-      </w:r>
-      <w:proofErr w:type="spellEnd"/>
-      <w:r>
-        <w:t xml:space="preserve"> </w:t>
-      </w:r>
-      <w:proofErr w:type="spellStart"/>
-      <w:r>
-        <w:t>prijateljstvo</w:t>
-      </w:r>
-      <w:proofErr w:type="spellEnd"/>
-      <w:r>
-        <w:t xml:space="preserve"> </w:t>
-      </w:r>
-      <w:proofErr w:type="spellStart"/>
-      <w:proofErr w:type="gramStart"/>
-      <w:r>
-        <w:t>od</w:t>
-      </w:r>
-      <w:proofErr w:type="spellEnd"/>
-      <w:proofErr w:type="gramEnd"/>
-      <w:r>
-        <w:t xml:space="preserve"> </w:t>
-      </w:r>
-      <w:proofErr w:type="spellStart"/>
-      <w:r>
-        <w:t>strane</w:t>
-      </w:r>
-      <w:proofErr w:type="spellEnd"/>
-      <w:r>
-        <w:t xml:space="preserve"> </w:t>
-      </w:r>
-      <w:proofErr w:type="spellStart"/>
-      <w:r>
-        <w:t>jednog</w:t>
-      </w:r>
-      <w:proofErr w:type="spellEnd"/>
-      <w:r>
-        <w:t xml:space="preserve"> </w:t>
-      </w:r>
-      <w:proofErr w:type="spellStart"/>
-      <w:r>
-        <w:t>korisnika</w:t>
-      </w:r>
-      <w:proofErr w:type="spellEnd"/>
-      <w:r>
-        <w:t xml:space="preserve"> </w:t>
-      </w:r>
-      <w:proofErr w:type="spellStart"/>
-      <w:r>
-        <w:t>ja</w:t>
-      </w:r>
-      <w:proofErr w:type="spellEnd"/>
-      <w:r>
-        <w:t xml:space="preserve"> </w:t>
-      </w:r>
-      <w:proofErr w:type="spellStart"/>
-      <w:r>
-        <w:t>drugom</w:t>
-      </w:r>
-      <w:proofErr w:type="spellEnd"/>
-      <w:r>
-        <w:t>.</w:t>
+        <w:rPr>
+          <w:lang w:val="sr-Latn-RS"/>
+        </w:rPr>
+      </w:pPr>
+      <w:r>
+        <w:rPr>
+          <w:b/>
+          <w:lang w:val="sr-Latn-RS"/>
+        </w:rPr>
+        <w:t xml:space="preserve">Snake </w:t>
+      </w:r>
+      <w:r>
+        <w:rPr>
+          <w:lang w:val="sr-Latn-RS"/>
+        </w:rPr>
+        <w:t xml:space="preserve">&amp; </w:t>
+      </w:r>
+      <w:r>
+        <w:rPr>
+          <w:b/>
+          <w:lang w:val="sr-Latn-RS"/>
+        </w:rPr>
+        <w:t xml:space="preserve">Ladder </w:t>
+      </w:r>
+      <w:r>
+        <w:rPr>
+          <w:lang w:val="sr-Latn-RS"/>
+        </w:rPr>
+        <w:t>– Specijalizovani elementi table. Svaki poseduje početnu i krajnju poziciju, određujući dinamiku kretanja igrača.</w:t>
       </w:r>
     </w:p>
     <w:p>
@@ -1305,47 +821,34 @@
           <w:ilvl w:val="0"/>
           <w:numId w:val="7"/>
         </w:numPr>
-      </w:pPr>
-      <w:proofErr w:type="spellStart"/>
-      <w:r>
-        <w:rPr>
-          <w:b/>
-        </w:rPr>
-        <w:t>FriendList</w:t>
-      </w:r>
-      <w:proofErr w:type="spellEnd"/>
-      <w:r>
-        <w:rPr>
-          <w:b/>
+        <w:rPr>
+          <w:lang w:val="sr-Latn-RS"/>
+        </w:rPr>
+      </w:pPr>
+      <w:r>
+        <w:rPr>
+          <w:b/>
+          <w:lang w:val="sr-Latn-RS"/>
+        </w:rPr>
+        <w:t xml:space="preserve">Move </w:t>
+      </w:r>
+      <w:r>
+        <w:rPr>
+          <w:lang w:val="sr-Latn-RS"/>
+        </w:rPr>
+        <w:t xml:space="preserve">– </w:t>
+      </w:r>
+      <w:r>
+        <w:rPr>
+          <w:lang w:val="sr-Latn-RS"/>
+        </w:rPr>
+        <w:t>Beleži istoriju svakog poteza (koji igrač, na kojoj tabli, tip poteza i pozicione promene).</w:t>
+      </w:r>
+      <w:r>
+        <w:rPr>
+          <w:lang w:val="sr-Latn-RS"/>
         </w:rPr>
         <w:t xml:space="preserve"> </w:t>
-      </w:r>
-      <w:r>
-        <w:t xml:space="preserve">– </w:t>
-      </w:r>
-      <w:proofErr w:type="spellStart"/>
-      <w:r>
-        <w:t>Lista</w:t>
-      </w:r>
-      <w:proofErr w:type="spellEnd"/>
-      <w:r>
-        <w:t xml:space="preserve"> </w:t>
-      </w:r>
-      <w:proofErr w:type="spellStart"/>
-      <w:r>
-        <w:t>prijatelja</w:t>
-      </w:r>
-      <w:proofErr w:type="spellEnd"/>
-      <w:r>
-        <w:t xml:space="preserve"> </w:t>
-      </w:r>
-      <w:proofErr w:type="spellStart"/>
-      <w:r>
-        <w:t>korisnika</w:t>
-      </w:r>
-      <w:proofErr w:type="spellEnd"/>
-      <w:r>
-        <w:t>.</w:t>
       </w:r>
     </w:p>
     <w:p>
@@ -1355,102 +858,43 @@
           <w:ilvl w:val="0"/>
           <w:numId w:val="7"/>
         </w:numPr>
-      </w:pPr>
-      <w:r>
-        <w:rPr>
-          <w:b/>
-        </w:rPr>
-        <w:t xml:space="preserve">Chat </w:t>
-      </w:r>
-      <w:r>
+        <w:rPr>
+          <w:lang w:val="sr-Latn-RS"/>
+        </w:rPr>
+      </w:pPr>
+      <w:r>
+        <w:rPr>
+          <w:b/>
+          <w:lang w:val="sr-Latn-RS"/>
+        </w:rPr>
+        <w:t xml:space="preserve">Dice </w:t>
+      </w:r>
+      <w:r>
+        <w:rPr>
+          <w:lang w:val="sr-Latn-RS"/>
+        </w:rPr>
         <w:t xml:space="preserve">– </w:t>
       </w:r>
-      <w:proofErr w:type="spellStart"/>
-      <w:r>
-        <w:t>Predstavlja</w:t>
-      </w:r>
-      <w:proofErr w:type="spellEnd"/>
-      <w:r>
-        <w:t xml:space="preserve"> </w:t>
-      </w:r>
-      <w:proofErr w:type="spellStart"/>
-      <w:r>
-        <w:t>poruku</w:t>
-      </w:r>
-      <w:proofErr w:type="spellEnd"/>
-      <w:r>
-        <w:t xml:space="preserve"> </w:t>
-      </w:r>
-      <w:proofErr w:type="spellStart"/>
-      <w:r>
-        <w:t>između</w:t>
-      </w:r>
-      <w:proofErr w:type="spellEnd"/>
-      <w:r>
-        <w:t xml:space="preserve"> </w:t>
-      </w:r>
-      <w:proofErr w:type="spellStart"/>
-      <w:r>
-        <w:t>dva</w:t>
-      </w:r>
-      <w:proofErr w:type="spellEnd"/>
-      <w:r>
-        <w:t xml:space="preserve"> </w:t>
-      </w:r>
-      <w:proofErr w:type="spellStart"/>
-      <w:r>
-        <w:t>korisnika</w:t>
-      </w:r>
-      <w:proofErr w:type="spellEnd"/>
-      <w:r>
-        <w:t>.</w:t>
-      </w:r>
-    </w:p>
-    <w:p>
-      <w:pPr>
-        <w:pStyle w:val="ListParagraph"/>
-        <w:numPr>
-          <w:ilvl w:val="0"/>
-          <w:numId w:val="7"/>
-        </w:numPr>
-      </w:pPr>
-      <w:r>
-        <w:rPr>
-          <w:b/>
-        </w:rPr>
-        <w:t xml:space="preserve">Winner </w:t>
-      </w:r>
-      <w:r>
-        <w:t xml:space="preserve">– </w:t>
-      </w:r>
-      <w:proofErr w:type="spellStart"/>
-      <w:r>
-        <w:t>Predstavlja</w:t>
-      </w:r>
-      <w:proofErr w:type="spellEnd"/>
-      <w:r>
-        <w:t xml:space="preserve"> </w:t>
-      </w:r>
-      <w:proofErr w:type="spellStart"/>
-      <w:r>
-        <w:t>pobednika</w:t>
-      </w:r>
-      <w:proofErr w:type="spellEnd"/>
-      <w:r>
-        <w:t xml:space="preserve"> </w:t>
-      </w:r>
-      <w:proofErr w:type="spellStart"/>
-      <w:r>
-        <w:t>igre</w:t>
-      </w:r>
-      <w:proofErr w:type="spellEnd"/>
-      <w:r>
-        <w:t>.</w:t>
-      </w:r>
-      <w:bookmarkStart w:id="0" w:name="_GoBack"/>
-      <w:bookmarkEnd w:id="0"/>
-    </w:p>
-    <w:p/>
+      <w:r>
+        <w:rPr>
+          <w:lang w:val="sr-Latn-RS"/>
+        </w:rPr>
+        <w:t xml:space="preserve">Logika bacanja kockice. Povezuje igrača sa rezultatom koji direktno utiče na njegovo kretanje na </w:t>
+      </w:r>
+      <w:r>
+        <w:rPr>
+          <w:i/>
+          <w:lang w:val="sr-Latn-RS"/>
+        </w:rPr>
+        <w:t>GameBoard</w:t>
+      </w:r>
+      <w:r>
+        <w:rPr>
+          <w:lang w:val="sr-Latn-RS"/>
+        </w:rPr>
+        <w:t>-u.</w:t>
+      </w:r>
+    </w:p>
     <w:p>
       <w:pPr>
         <w:pStyle w:val="Heading1"/>
@@ -1458,134 +902,58 @@
           <w:ilvl w:val="0"/>
           <w:numId w:val="6"/>
         </w:numPr>
-      </w:pPr>
-      <w:r>
+        <w:rPr>
+          <w:lang w:val="sr-Latn-RS"/>
+        </w:rPr>
+      </w:pPr>
+      <w:r>
+        <w:rPr>
+          <w:lang w:val="sr-Latn-RS"/>
+        </w:rPr>
         <w:lastRenderedPageBreak/>
-        <w:t xml:space="preserve">Model </w:t>
-      </w:r>
-      <w:proofErr w:type="spellStart"/>
-      <w:r>
-        <w:t>perzistencije</w:t>
-      </w:r>
-      <w:proofErr w:type="spellEnd"/>
-    </w:p>
-    <w:p/>
-    <w:p>
-      <w:proofErr w:type="spellStart"/>
-      <w:r>
-        <w:t>Prethodno</w:t>
-      </w:r>
-      <w:proofErr w:type="spellEnd"/>
-      <w:r>
-        <w:t xml:space="preserve"> </w:t>
-      </w:r>
-      <w:proofErr w:type="spellStart"/>
-      <w:r>
-        <w:t>predstavljeni</w:t>
-      </w:r>
-      <w:proofErr w:type="spellEnd"/>
-      <w:r>
-        <w:t xml:space="preserve"> model </w:t>
-      </w:r>
-      <w:proofErr w:type="spellStart"/>
-      <w:r>
-        <w:t>podataka</w:t>
-      </w:r>
-      <w:proofErr w:type="spellEnd"/>
-      <w:r>
-        <w:t xml:space="preserve"> se </w:t>
-      </w:r>
-      <w:proofErr w:type="spellStart"/>
-      <w:proofErr w:type="gramStart"/>
-      <w:r>
-        <w:t>na</w:t>
-      </w:r>
-      <w:proofErr w:type="spellEnd"/>
-      <w:proofErr w:type="gramEnd"/>
-      <w:r>
-        <w:t xml:space="preserve"> </w:t>
-      </w:r>
-      <w:proofErr w:type="spellStart"/>
-      <w:r>
-        <w:t>odgovarajući</w:t>
-      </w:r>
-      <w:proofErr w:type="spellEnd"/>
-      <w:r>
-        <w:t xml:space="preserve"> </w:t>
-      </w:r>
-      <w:proofErr w:type="spellStart"/>
-      <w:r>
-        <w:t>način</w:t>
-      </w:r>
-      <w:proofErr w:type="spellEnd"/>
-      <w:r>
-        <w:t xml:space="preserve"> </w:t>
-      </w:r>
-      <w:proofErr w:type="spellStart"/>
-      <w:r>
-        <w:t>perzistira</w:t>
-      </w:r>
-      <w:proofErr w:type="spellEnd"/>
-      <w:r>
-        <w:t xml:space="preserve"> u </w:t>
-      </w:r>
-      <w:proofErr w:type="spellStart"/>
-      <w:r>
-        <w:t>bazu</w:t>
-      </w:r>
-      <w:proofErr w:type="spellEnd"/>
-      <w:r>
-        <w:t xml:space="preserve"> </w:t>
-      </w:r>
-      <w:proofErr w:type="spellStart"/>
-      <w:r>
-        <w:t>podataka</w:t>
-      </w:r>
-      <w:proofErr w:type="spellEnd"/>
-      <w:r>
-        <w:t xml:space="preserve">, </w:t>
-      </w:r>
-      <w:proofErr w:type="spellStart"/>
-      <w:r>
-        <w:t>predstavljen</w:t>
-      </w:r>
-      <w:proofErr w:type="spellEnd"/>
-      <w:r>
-        <w:t xml:space="preserve"> u </w:t>
-      </w:r>
-      <w:proofErr w:type="spellStart"/>
-      <w:r>
-        <w:t>vidu</w:t>
-      </w:r>
-      <w:proofErr w:type="spellEnd"/>
-      <w:r>
-        <w:t xml:space="preserve"> </w:t>
-      </w:r>
-      <w:proofErr w:type="spellStart"/>
-      <w:r>
-        <w:t>modela</w:t>
-      </w:r>
-      <w:proofErr w:type="spellEnd"/>
-      <w:r>
-        <w:t xml:space="preserve"> </w:t>
-      </w:r>
-      <w:proofErr w:type="spellStart"/>
-      <w:r>
-        <w:t>entiteta</w:t>
-      </w:r>
-      <w:proofErr w:type="spellEnd"/>
-      <w:r>
-        <w:t>:</w:t>
-      </w:r>
-    </w:p>
-    <w:p/>
-    <w:p>
+        <w:t>Model perzistencije</w:t>
+      </w:r>
+    </w:p>
+    <w:p>
+      <w:pPr>
+        <w:rPr>
+          <w:lang w:val="sr-Latn-RS"/>
+        </w:rPr>
+      </w:pPr>
+    </w:p>
+    <w:p>
+      <w:pPr>
+        <w:rPr>
+          <w:lang w:val="sr-Latn-RS"/>
+        </w:rPr>
+      </w:pPr>
+      <w:r>
+        <w:rPr>
+          <w:lang w:val="sr-Latn-RS"/>
+        </w:rPr>
+        <w:t>Prethodno predstavljeni model podataka se na odgovarajući način perzistira u bazu podataka, predstavljen u vidu modela entiteta:</w:t>
+      </w:r>
+    </w:p>
+    <w:p>
+      <w:pPr>
+        <w:rPr>
+          <w:lang w:val="sr-Latn-RS"/>
+        </w:rPr>
+      </w:pPr>
+    </w:p>
+    <w:p>
+      <w:pPr>
+        <w:rPr>
+          <w:lang w:val="sr-Latn-RS"/>
+        </w:rPr>
+      </w:pPr>
       <w:r>
         <w:rPr>
           <w:noProof/>
+          <w:lang w:val="sr-Latn-RS"/>
         </w:rPr>
         <w:drawing>
-          <wp:inline distT="0" distB="0" distL="0" distR="0">
+          <wp:inline distT="0" distB="0" distL="0" distR="0" wp14:anchorId="081C5E3D" wp14:editId="435803C8">
             <wp:extent cx="6506550" cy="2902227"/>
             <wp:effectExtent l="0" t="0" r="8890" b="0"/>
             <wp:docPr id="1" name="Picture 1"/>
@@ -1614,7 +982,7 @@
                   <pic:spPr>
                     <a:xfrm>
                       <a:off x="0" y="0"/>
-                      <a:ext cx="6503599" cy="2900911"/>
+                      <a:ext cx="6506550" cy="2902227"/>
                     </a:xfrm>
                     <a:prstGeom prst="rect">
                       <a:avLst/>
@@ -1627,13 +995,90 @@
         </w:drawing>
       </w:r>
     </w:p>
-    <w:p/>
-    <w:p/>
-    <w:p/>
-    <w:p/>
-    <w:p/>
-    <w:p/>
-    <w:p/>
+    <w:p>
+      <w:pPr>
+        <w:rPr>
+          <w:lang w:val="sr-Latn-RS"/>
+        </w:rPr>
+      </w:pPr>
+    </w:p>
+    <w:p>
+      <w:pPr>
+        <w:rPr>
+          <w:lang w:val="sr-Latn-RS"/>
+        </w:rPr>
+      </w:pPr>
+    </w:p>
+    <w:p>
+      <w:pPr>
+        <w:rPr>
+          <w:lang w:val="sr-Latn-RS"/>
+        </w:rPr>
+      </w:pPr>
+    </w:p>
+    <w:p>
+      <w:pPr>
+        <w:rPr>
+          <w:lang w:val="sr-Latn-RS"/>
+        </w:rPr>
+      </w:pPr>
+    </w:p>
+    <w:p>
+      <w:pPr>
+        <w:rPr>
+          <w:lang w:val="sr-Latn-RS"/>
+        </w:rPr>
+      </w:pPr>
+    </w:p>
+    <w:p>
+      <w:pPr>
+        <w:rPr>
+          <w:lang w:val="sr-Latn-RS"/>
+        </w:rPr>
+      </w:pPr>
+    </w:p>
+    <w:p>
+      <w:pPr>
+        <w:rPr>
+          <w:lang w:val="sr-Latn-RS"/>
+        </w:rPr>
+      </w:pPr>
+    </w:p>
+    <w:p>
+      <w:pPr>
+        <w:rPr>
+          <w:lang w:val="sr-Latn-RS"/>
+        </w:rPr>
+      </w:pPr>
+    </w:p>
+    <w:p>
+      <w:pPr>
+        <w:rPr>
+          <w:lang w:val="sr-Latn-RS"/>
+        </w:rPr>
+      </w:pPr>
+    </w:p>
+    <w:p>
+      <w:pPr>
+        <w:rPr>
+          <w:lang w:val="sr-Latn-RS"/>
+        </w:rPr>
+      </w:pPr>
+    </w:p>
+    <w:p>
+      <w:pPr>
+        <w:rPr>
+          <w:lang w:val="sr-Latn-RS"/>
+        </w:rPr>
+      </w:pPr>
+    </w:p>
+    <w:p>
+      <w:pPr>
+        <w:rPr>
+          <w:lang w:val="sr-Latn-RS"/>
+        </w:rPr>
+      </w:pPr>
+    </w:p>
     <w:p>
       <w:pPr>
         <w:pStyle w:val="Heading1"/>
@@ -1641,497 +1086,229 @@
           <w:ilvl w:val="0"/>
           <w:numId w:val="6"/>
         </w:numPr>
-      </w:pPr>
-      <w:proofErr w:type="spellStart"/>
-      <w:r>
-        <w:t>Mehanizmi</w:t>
-      </w:r>
-      <w:proofErr w:type="spellEnd"/>
-      <w:r>
+        <w:rPr>
+          <w:lang w:val="sr-Latn-RS"/>
+        </w:rPr>
+      </w:pPr>
+      <w:r>
+        <w:rPr>
+          <w:lang w:val="sr-Latn-RS"/>
+        </w:rPr>
+        <w:lastRenderedPageBreak/>
+        <w:t>Mehanizmi mapiranja</w:t>
+      </w:r>
+    </w:p>
+    <w:p>
+      <w:pPr>
+        <w:rPr>
+          <w:lang w:val="sr-Latn-RS"/>
+        </w:rPr>
+      </w:pPr>
+      <w:r>
+        <w:rPr>
+          <w:lang w:val="sr-Latn-RS"/>
+        </w:rPr>
+        <w:t xml:space="preserve">Za upravljanje perzistencijom podataka korišćena je </w:t>
+      </w:r>
+      <w:r>
+        <w:rPr>
+          <w:b/>
+          <w:lang w:val="sr-Latn-RS"/>
+        </w:rPr>
+        <w:t xml:space="preserve">PostgreSQL </w:t>
+      </w:r>
+      <w:r>
+        <w:rPr>
+          <w:lang w:val="sr-Latn-RS"/>
+        </w:rPr>
+        <w:t xml:space="preserve">relaciona baza podataka, dok je komunikacija između aplikacionog sloja i baze realizovana posredstvom </w:t>
+      </w:r>
+      <w:r>
+        <w:rPr>
+          <w:b/>
+          <w:lang w:val="sr-Latn-RS"/>
+        </w:rPr>
+        <w:t xml:space="preserve">Entity Framework Core (EF Core) </w:t>
+      </w:r>
+      <w:r>
+        <w:rPr>
+          <w:lang w:val="sr-Latn-RS"/>
+        </w:rPr>
+        <w:t>objektno-relacionog mapiranja (ORM).</w:t>
+      </w:r>
+    </w:p>
+    <w:p>
+      <w:pPr>
+        <w:rPr>
+          <w:lang w:val="sr-Latn-RS"/>
+        </w:rPr>
+      </w:pPr>
+      <w:r>
+        <w:rPr>
+          <w:lang w:val="sr-Latn-RS"/>
+        </w:rPr>
+        <w:t xml:space="preserve">Impelemnacija se oslanja na </w:t>
+      </w:r>
+      <w:r>
+        <w:rPr>
+          <w:i/>
+          <w:lang w:val="sr-Latn-RS"/>
+        </w:rPr>
+        <w:t xml:space="preserve">Core-First </w:t>
+      </w:r>
+      <w:r>
+        <w:rPr>
+          <w:lang w:val="sr-Latn-RS"/>
+        </w:rPr>
+        <w:t>pristup, pri čemu se šema baze podataka automatski generiše ili ažurira na osnovu definisanih entitetskih klasa. Arhitektura sloja za pristup podacima (</w:t>
+      </w:r>
+      <w:r>
+        <w:rPr>
+          <w:i/>
+          <w:lang w:val="sr-Latn-RS"/>
+        </w:rPr>
+        <w:t>Data Layer</w:t>
+      </w:r>
+      <w:r>
+        <w:rPr>
+          <w:lang w:val="sr-Latn-RS"/>
+        </w:rPr>
+        <w:t>) zasnovana je</w:t>
+      </w:r>
+      <w:r>
+        <w:rPr>
+          <w:lang w:val="sr-Latn-RS"/>
+        </w:rPr>
+        <w:t xml:space="preserve"> na primeni dva ključna obrasca, implementirana kroz generičke interfejse:</w:t>
+      </w:r>
+      <w:r>
+        <w:rPr>
+          <w:lang w:val="sr-Latn-RS"/>
+        </w:rPr>
         <w:t xml:space="preserve"> </w:t>
       </w:r>
-      <w:proofErr w:type="spellStart"/>
-      <w:r>
-        <w:t>mapiranja</w:t>
-      </w:r>
-      <w:proofErr w:type="spellEnd"/>
-    </w:p>
-    <w:p/>
-    <w:p>
-      <w:proofErr w:type="spellStart"/>
-      <w:r>
-        <w:t>Za</w:t>
-      </w:r>
-      <w:proofErr w:type="spellEnd"/>
-      <w:r>
-        <w:t xml:space="preserve"> </w:t>
-      </w:r>
-      <w:proofErr w:type="spellStart"/>
-      <w:r>
-        <w:t>perzistenciju</w:t>
-      </w:r>
-      <w:proofErr w:type="spellEnd"/>
-      <w:r>
-        <w:t xml:space="preserve"> i rad </w:t>
-      </w:r>
-      <w:proofErr w:type="spellStart"/>
-      <w:proofErr w:type="gramStart"/>
-      <w:r>
-        <w:t>sa</w:t>
-      </w:r>
-      <w:proofErr w:type="spellEnd"/>
-      <w:proofErr w:type="gramEnd"/>
-      <w:r>
-        <w:t xml:space="preserve"> </w:t>
-      </w:r>
-      <w:proofErr w:type="spellStart"/>
-      <w:r>
-        <w:t>bazom</w:t>
-      </w:r>
-      <w:proofErr w:type="spellEnd"/>
-      <w:r>
-        <w:t xml:space="preserve"> </w:t>
-      </w:r>
-      <w:proofErr w:type="spellStart"/>
-      <w:r>
-        <w:t>podataka</w:t>
-      </w:r>
-      <w:proofErr w:type="spellEnd"/>
-      <w:r>
-        <w:t xml:space="preserve"> je </w:t>
-      </w:r>
-      <w:proofErr w:type="spellStart"/>
-      <w:r>
-        <w:t>korišćen</w:t>
-      </w:r>
-      <w:proofErr w:type="spellEnd"/>
-      <w:r>
-        <w:t xml:space="preserve"> </w:t>
-      </w:r>
-      <w:proofErr w:type="spellStart"/>
-      <w:r>
-        <w:t>PostgreSQL</w:t>
-      </w:r>
-      <w:proofErr w:type="spellEnd"/>
-      <w:r>
-        <w:t xml:space="preserve">, </w:t>
-      </w:r>
-      <w:proofErr w:type="spellStart"/>
-      <w:r>
-        <w:t>dok</w:t>
-      </w:r>
-      <w:proofErr w:type="spellEnd"/>
-      <w:r>
-        <w:t xml:space="preserve"> je </w:t>
-      </w:r>
-      <w:proofErr w:type="spellStart"/>
-      <w:r>
-        <w:t>za</w:t>
-      </w:r>
-      <w:proofErr w:type="spellEnd"/>
-      <w:r>
-        <w:t xml:space="preserve"> </w:t>
-      </w:r>
-      <w:proofErr w:type="spellStart"/>
-      <w:r>
-        <w:t>mapiranje</w:t>
-      </w:r>
-      <w:proofErr w:type="spellEnd"/>
-      <w:r>
-        <w:t xml:space="preserve"> </w:t>
-      </w:r>
-      <w:proofErr w:type="spellStart"/>
-      <w:r>
-        <w:t>između</w:t>
-      </w:r>
-      <w:proofErr w:type="spellEnd"/>
-      <w:r>
-        <w:t xml:space="preserve"> </w:t>
-      </w:r>
-      <w:proofErr w:type="spellStart"/>
-      <w:r>
-        <w:t>objekata</w:t>
-      </w:r>
-      <w:proofErr w:type="spellEnd"/>
-      <w:r>
-        <w:t xml:space="preserve"> </w:t>
-      </w:r>
-      <w:proofErr w:type="spellStart"/>
-      <w:r>
-        <w:t>klasa</w:t>
-      </w:r>
-      <w:proofErr w:type="spellEnd"/>
-      <w:r>
-        <w:t xml:space="preserve"> </w:t>
-      </w:r>
-      <w:proofErr w:type="spellStart"/>
-      <w:r>
-        <w:t>iz</w:t>
-      </w:r>
-      <w:proofErr w:type="spellEnd"/>
-      <w:r>
-        <w:t xml:space="preserve"> </w:t>
-      </w:r>
-      <w:proofErr w:type="spellStart"/>
-      <w:r>
-        <w:t>modela</w:t>
-      </w:r>
-      <w:proofErr w:type="spellEnd"/>
-      <w:r>
-        <w:t xml:space="preserve"> </w:t>
-      </w:r>
-      <w:proofErr w:type="spellStart"/>
-      <w:r>
-        <w:t>podataka</w:t>
-      </w:r>
-      <w:proofErr w:type="spellEnd"/>
-      <w:r>
-        <w:t xml:space="preserve"> i </w:t>
-      </w:r>
-      <w:proofErr w:type="spellStart"/>
-      <w:r>
-        <w:t>entiteta</w:t>
-      </w:r>
-      <w:proofErr w:type="spellEnd"/>
-      <w:r>
-        <w:t xml:space="preserve"> </w:t>
-      </w:r>
-      <w:proofErr w:type="spellStart"/>
-      <w:r>
-        <w:t>baze</w:t>
-      </w:r>
-      <w:proofErr w:type="spellEnd"/>
-      <w:r>
-        <w:t xml:space="preserve"> </w:t>
-      </w:r>
-      <w:proofErr w:type="spellStart"/>
-      <w:r>
-        <w:t>podataka</w:t>
-      </w:r>
-      <w:proofErr w:type="spellEnd"/>
-      <w:r>
-        <w:t xml:space="preserve"> </w:t>
-      </w:r>
-      <w:proofErr w:type="spellStart"/>
-      <w:r>
-        <w:t>korišćen</w:t>
-      </w:r>
-      <w:proofErr w:type="spellEnd"/>
-      <w:r>
-        <w:t xml:space="preserve"> </w:t>
-      </w:r>
-      <w:proofErr w:type="spellStart"/>
-      <w:r>
-        <w:t>objektno-relacioni</w:t>
-      </w:r>
-      <w:proofErr w:type="spellEnd"/>
-      <w:r>
-        <w:t xml:space="preserve"> </w:t>
-      </w:r>
-      <w:proofErr w:type="spellStart"/>
-      <w:r>
-        <w:t>maper</w:t>
-      </w:r>
-      <w:proofErr w:type="spellEnd"/>
-      <w:r>
-        <w:t xml:space="preserve"> Entity Framework Core. </w:t>
-      </w:r>
-      <w:proofErr w:type="spellStart"/>
-      <w:r>
-        <w:t>Princip</w:t>
-      </w:r>
-      <w:proofErr w:type="spellEnd"/>
-      <w:r>
-        <w:t xml:space="preserve"> </w:t>
-      </w:r>
-      <w:proofErr w:type="spellStart"/>
-      <w:r>
-        <w:t>koji</w:t>
-      </w:r>
-      <w:proofErr w:type="spellEnd"/>
-      <w:r>
-        <w:t xml:space="preserve"> se </w:t>
-      </w:r>
-      <w:proofErr w:type="spellStart"/>
-      <w:r>
-        <w:t>koristi</w:t>
-      </w:r>
-      <w:proofErr w:type="spellEnd"/>
-      <w:r>
-        <w:t xml:space="preserve"> </w:t>
-      </w:r>
-      <w:proofErr w:type="spellStart"/>
-      <w:r>
-        <w:t>za</w:t>
-      </w:r>
-      <w:proofErr w:type="spellEnd"/>
-      <w:r>
-        <w:t xml:space="preserve"> </w:t>
-      </w:r>
-      <w:proofErr w:type="spellStart"/>
-      <w:r>
-        <w:t>mapiranje</w:t>
-      </w:r>
-      <w:proofErr w:type="spellEnd"/>
-      <w:r>
-        <w:t xml:space="preserve"> je code-first, </w:t>
-      </w:r>
-      <w:proofErr w:type="spellStart"/>
-      <w:r>
-        <w:t>gde</w:t>
-      </w:r>
-      <w:proofErr w:type="spellEnd"/>
-      <w:r>
-        <w:t xml:space="preserve"> se </w:t>
-      </w:r>
-      <w:proofErr w:type="spellStart"/>
-      <w:proofErr w:type="gramStart"/>
-      <w:r>
-        <w:t>na</w:t>
-      </w:r>
-      <w:proofErr w:type="spellEnd"/>
-      <w:proofErr w:type="gramEnd"/>
-      <w:r>
-        <w:t xml:space="preserve"> </w:t>
-      </w:r>
-      <w:proofErr w:type="spellStart"/>
-      <w:r>
-        <w:t>osnovu</w:t>
-      </w:r>
-      <w:proofErr w:type="spellEnd"/>
-      <w:r>
-        <w:t xml:space="preserve"> Entity </w:t>
-      </w:r>
-      <w:proofErr w:type="spellStart"/>
-      <w:r>
-        <w:t>klasa</w:t>
-      </w:r>
-      <w:proofErr w:type="spellEnd"/>
-      <w:r>
-        <w:t xml:space="preserve">, </w:t>
-      </w:r>
-      <w:proofErr w:type="spellStart"/>
-      <w:r>
-        <w:t>kojima</w:t>
-      </w:r>
-      <w:proofErr w:type="spellEnd"/>
-      <w:r>
-        <w:t xml:space="preserve"> je </w:t>
-      </w:r>
-      <w:proofErr w:type="spellStart"/>
-      <w:r>
-        <w:t>prestavljen</w:t>
-      </w:r>
-      <w:proofErr w:type="spellEnd"/>
-      <w:r>
-        <w:t xml:space="preserve"> model </w:t>
-      </w:r>
-      <w:proofErr w:type="spellStart"/>
-      <w:r>
-        <w:t>podataka</w:t>
-      </w:r>
-      <w:proofErr w:type="spellEnd"/>
-      <w:r>
-        <w:t xml:space="preserve">, </w:t>
-      </w:r>
-      <w:proofErr w:type="spellStart"/>
-      <w:r>
-        <w:t>kreiraju</w:t>
-      </w:r>
-      <w:proofErr w:type="spellEnd"/>
-      <w:r>
-        <w:t xml:space="preserve"> </w:t>
-      </w:r>
-      <w:proofErr w:type="spellStart"/>
-      <w:r>
-        <w:t>tabele</w:t>
-      </w:r>
-      <w:proofErr w:type="spellEnd"/>
-      <w:r>
-        <w:t xml:space="preserve"> </w:t>
-      </w:r>
-      <w:proofErr w:type="spellStart"/>
-      <w:r>
-        <w:t>relacione</w:t>
-      </w:r>
-      <w:proofErr w:type="spellEnd"/>
-      <w:r>
-        <w:t xml:space="preserve"> </w:t>
-      </w:r>
-      <w:proofErr w:type="spellStart"/>
-      <w:r>
-        <w:t>baze</w:t>
-      </w:r>
-      <w:proofErr w:type="spellEnd"/>
-      <w:r>
-        <w:t xml:space="preserve"> </w:t>
-      </w:r>
-      <w:proofErr w:type="spellStart"/>
-      <w:r>
-        <w:t>podataka</w:t>
-      </w:r>
-      <w:proofErr w:type="spellEnd"/>
-      <w:r>
-        <w:t xml:space="preserve">. </w:t>
-      </w:r>
-      <w:proofErr w:type="spellStart"/>
-      <w:proofErr w:type="gramStart"/>
-      <w:r>
-        <w:t>Prilikom</w:t>
-      </w:r>
-      <w:proofErr w:type="spellEnd"/>
-      <w:r>
-        <w:t xml:space="preserve"> </w:t>
-      </w:r>
-      <w:proofErr w:type="spellStart"/>
-      <w:r>
-        <w:t>mapiranja</w:t>
-      </w:r>
-      <w:proofErr w:type="spellEnd"/>
-      <w:r>
-        <w:t xml:space="preserve"> </w:t>
-      </w:r>
-      <w:proofErr w:type="spellStart"/>
-      <w:r>
-        <w:t>su</w:t>
-      </w:r>
-      <w:proofErr w:type="spellEnd"/>
-      <w:r>
-        <w:t xml:space="preserve"> </w:t>
-      </w:r>
-      <w:proofErr w:type="spellStart"/>
-      <w:r>
-        <w:t>primenjeni</w:t>
-      </w:r>
-      <w:proofErr w:type="spellEnd"/>
-      <w:r>
-        <w:t xml:space="preserve"> i </w:t>
-      </w:r>
-      <w:proofErr w:type="spellStart"/>
-      <w:r>
-        <w:t>DataLayer</w:t>
-      </w:r>
-      <w:proofErr w:type="spellEnd"/>
-      <w:r>
-        <w:t xml:space="preserve"> </w:t>
-      </w:r>
-      <w:proofErr w:type="spellStart"/>
-      <w:r>
-        <w:t>obrasci</w:t>
-      </w:r>
-      <w:proofErr w:type="spellEnd"/>
-      <w:r>
-        <w:t xml:space="preserve"> Repository i </w:t>
-      </w:r>
-      <w:proofErr w:type="spellStart"/>
-      <w:r>
-        <w:t>UnitOfWork</w:t>
-      </w:r>
-      <w:proofErr w:type="spellEnd"/>
-      <w:r>
-        <w:t>.</w:t>
-      </w:r>
-      <w:proofErr w:type="gramEnd"/>
-      <w:r>
-        <w:t xml:space="preserve"> </w:t>
-      </w:r>
-      <w:proofErr w:type="spellStart"/>
-      <w:r>
-        <w:t>Takođe</w:t>
-      </w:r>
-      <w:proofErr w:type="spellEnd"/>
-      <w:r>
-        <w:t xml:space="preserve">, pored </w:t>
-      </w:r>
-      <w:proofErr w:type="spellStart"/>
-      <w:r>
-        <w:t>modela</w:t>
-      </w:r>
-      <w:proofErr w:type="spellEnd"/>
-      <w:r>
-        <w:t xml:space="preserve"> </w:t>
-      </w:r>
-      <w:proofErr w:type="spellStart"/>
-      <w:r>
-        <w:t>podataka</w:t>
-      </w:r>
-      <w:proofErr w:type="spellEnd"/>
-      <w:r>
-        <w:t xml:space="preserve">, </w:t>
-      </w:r>
-      <w:proofErr w:type="spellStart"/>
-      <w:r>
-        <w:t>iskorišćene</w:t>
-      </w:r>
-      <w:proofErr w:type="spellEnd"/>
-      <w:r>
-        <w:t xml:space="preserve"> </w:t>
-      </w:r>
-      <w:proofErr w:type="spellStart"/>
-      <w:r>
-        <w:t>su</w:t>
-      </w:r>
-      <w:proofErr w:type="spellEnd"/>
-      <w:r>
-        <w:t xml:space="preserve"> i DTO </w:t>
-      </w:r>
-      <w:proofErr w:type="spellStart"/>
-      <w:proofErr w:type="gramStart"/>
-      <w:r>
-        <w:t>klase</w:t>
-      </w:r>
-      <w:proofErr w:type="spellEnd"/>
-      <w:r>
-        <w:t xml:space="preserve">  </w:t>
-      </w:r>
-      <w:proofErr w:type="spellStart"/>
-      <w:r>
-        <w:t>za</w:t>
-      </w:r>
-      <w:proofErr w:type="spellEnd"/>
-      <w:proofErr w:type="gramEnd"/>
-      <w:r>
-        <w:t xml:space="preserve"> </w:t>
-      </w:r>
-      <w:proofErr w:type="spellStart"/>
-      <w:r>
-        <w:t>prenos</w:t>
-      </w:r>
-      <w:proofErr w:type="spellEnd"/>
-      <w:r>
-        <w:t xml:space="preserve"> </w:t>
-      </w:r>
-      <w:proofErr w:type="spellStart"/>
-      <w:r>
-        <w:t>podataka</w:t>
-      </w:r>
-      <w:proofErr w:type="spellEnd"/>
-      <w:r>
-        <w:t xml:space="preserve"> </w:t>
-      </w:r>
-      <w:proofErr w:type="spellStart"/>
-      <w:r>
-        <w:t>između</w:t>
-      </w:r>
-      <w:proofErr w:type="spellEnd"/>
-      <w:r>
-        <w:t xml:space="preserve"> </w:t>
-      </w:r>
-      <w:proofErr w:type="spellStart"/>
-      <w:r>
-        <w:t>slojeva</w:t>
-      </w:r>
-      <w:proofErr w:type="spellEnd"/>
-      <w:r>
-        <w:t xml:space="preserve"> </w:t>
-      </w:r>
-      <w:proofErr w:type="spellStart"/>
-      <w:r>
-        <w:t>aplikacije</w:t>
-      </w:r>
-      <w:proofErr w:type="spellEnd"/>
-      <w:r>
-        <w:t>.</w:t>
+    </w:p>
+    <w:p>
+      <w:pPr>
+        <w:pStyle w:val="ListParagraph"/>
+        <w:numPr>
+          <w:ilvl w:val="0"/>
+          <w:numId w:val="10"/>
+        </w:numPr>
+        <w:rPr>
+          <w:lang w:val="sr-Latn-RS"/>
+        </w:rPr>
+      </w:pPr>
+      <w:r>
+        <w:rPr>
+          <w:b/>
+          <w:lang w:val="sr-Latn-RS"/>
+        </w:rPr>
+        <w:t xml:space="preserve">Repository Pattern: </w:t>
+      </w:r>
+      <w:r>
+        <w:rPr>
+          <w:lang w:val="sr-Latn-RS"/>
+        </w:rPr>
+        <w:t>Implementiran kao generički interfejs koji obezbeđuje jedinstven skup metoda za CRUD operacije nad bilo kojim entitetom u sistemu. Ovim se postiže visok nivo apstrakcije, jer biznis logika komunicira sa repozitorijumom, a ne direktno sa bazom.</w:t>
+      </w:r>
+    </w:p>
+    <w:p>
+      <w:pPr>
+        <w:pStyle w:val="ListParagraph"/>
+        <w:numPr>
+          <w:ilvl w:val="0"/>
+          <w:numId w:val="10"/>
+        </w:numPr>
+        <w:rPr>
+          <w:lang w:val="sr-Latn-RS"/>
+        </w:rPr>
+      </w:pPr>
+      <w:r>
+        <w:rPr>
+          <w:b/>
+          <w:lang w:val="sr-Latn-RS"/>
+        </w:rPr>
+        <w:t>Unit</w:t>
+      </w:r>
+      <w:r>
+        <w:rPr>
+          <w:b/>
+          <w:lang w:val="sr-Latn-RS"/>
+        </w:rPr>
+        <w:t xml:space="preserve"> of Work Patter: </w:t>
+      </w:r>
+      <w:r>
+        <w:rPr>
+          <w:lang w:val="sr-Latn-RS"/>
+        </w:rPr>
+        <w:t>Ovaj obrazac služi kao koordinator koji objedinjuje sve repozitorijume u jednu celinu. Njegova ključna uloga je upravljanje transakcijama, čime se osigurava da se niz povezanih operacija nad bazom podataka izvrši atomski (sve ili ništa), čime se garantuje integritet podataka.</w:t>
+      </w:r>
+    </w:p>
+    <w:p>
+      <w:pPr>
+        <w:rPr>
+          <w:lang w:val="sr-Latn-RS"/>
+        </w:rPr>
+      </w:pPr>
+      <w:r>
+        <w:rPr>
+          <w:lang w:val="sr-Latn-RS"/>
+        </w:rPr>
+        <w:t xml:space="preserve">Pored entiteta koji se mapiraju direktno u bazu, aplikacija koristi i </w:t>
+      </w:r>
+      <w:r>
+        <w:rPr>
+          <w:b/>
+          <w:lang w:val="sr-Latn-RS"/>
+        </w:rPr>
+        <w:t xml:space="preserve">DTO (Data Transfer Object) </w:t>
+      </w:r>
+      <w:r>
+        <w:rPr>
+          <w:lang w:val="sr-Latn-RS"/>
+        </w:rPr>
+        <w:t>klase. One služe za bezbedan i efikasan prenos podataka između slojeva aplikacije, čime se izbegava direktno izlaganje baze podataka (entiteta) krajnjem korisniku ili klijentskoj strani. Mapiranje između domentskih modela (</w:t>
+      </w:r>
+      <w:r>
+        <w:rPr>
+          <w:i/>
+          <w:lang w:val="sr-Latn-RS"/>
+        </w:rPr>
+        <w:t>Business Model</w:t>
+      </w:r>
+      <w:r>
+        <w:rPr>
+          <w:lang w:val="sr-Latn-RS"/>
+        </w:rPr>
+        <w:t>)</w:t>
+      </w:r>
+      <w:r>
+        <w:rPr>
+          <w:lang w:val="sr-Latn-RS"/>
+        </w:rPr>
+        <w:t xml:space="preserve"> i entiteta (</w:t>
+      </w:r>
+      <w:r>
+        <w:rPr>
+          <w:i/>
+          <w:lang w:val="sr-Latn-RS"/>
+        </w:rPr>
+        <w:t>Entity Model</w:t>
+      </w:r>
+      <w:r>
+        <w:rPr>
+          <w:lang w:val="sr-Latn-RS"/>
+        </w:rPr>
+        <w:t xml:space="preserve">) vrši se u okviru serverskog sloja, čime se obezbeđuje strogo razdvajanje </w:t>
+      </w:r>
+      <w:bookmarkStart w:id="0" w:name="_GoBack"/>
+      <w:bookmarkEnd w:id="0"/>
+      <w:r>
+        <w:rPr>
+          <w:lang w:val="sr-Latn-RS"/>
+        </w:rPr>
+        <w:t>odgovornosti.</w:t>
       </w:r>
     </w:p>
     <w:sectPr>
@@ -2373,6 +1550,95 @@
     </w:lvl>
   </w:abstractNum>
   <w:abstractNum w:abstractNumId="2">
+    <w:nsid w:val="24D66F9B"/>
+    <w:multiLevelType w:val="hybridMultilevel"/>
+    <w:tmpl w:val="FDE27D9C"/>
+    <w:lvl w:ilvl="0" w:tplc="0409000F">
+      <w:start w:val="1"/>
+      <w:numFmt w:val="decimal"/>
+      <w:lvlText w:val="%1."/>
+      <w:lvlJc w:val="left"/>
+      <w:pPr>
+        <w:ind w:left="720" w:hanging="360"/>
+      </w:pPr>
+      <w:rPr>
+        <w:rFonts w:hint="default"/>
+      </w:rPr>
+    </w:lvl>
+    <w:lvl w:ilvl="1" w:tplc="04090019" w:tentative="1">
+      <w:start w:val="1"/>
+      <w:numFmt w:val="lowerLetter"/>
+      <w:lvlText w:val="%2."/>
+      <w:lvlJc w:val="left"/>
+      <w:pPr>
+        <w:ind w:left="1440" w:hanging="360"/>
+      </w:pPr>
+    </w:lvl>
+    <w:lvl w:ilvl="2" w:tplc="0409001B" w:tentative="1">
+      <w:start w:val="1"/>
+      <w:numFmt w:val="lowerRoman"/>
+      <w:lvlText w:val="%3."/>
+      <w:lvlJc w:val="right"/>
+      <w:pPr>
+        <w:ind w:left="2160" w:hanging="180"/>
+      </w:pPr>
+    </w:lvl>
+    <w:lvl w:ilvl="3" w:tplc="0409000F" w:tentative="1">
+      <w:start w:val="1"/>
+      <w:numFmt w:val="decimal"/>
+      <w:lvlText w:val="%4."/>
+      <w:lvlJc w:val="left"/>
+      <w:pPr>
+        <w:ind w:left="2880" w:hanging="360"/>
+      </w:pPr>
+    </w:lvl>
+    <w:lvl w:ilvl="4" w:tplc="04090019" w:tentative="1">
+      <w:start w:val="1"/>
+      <w:numFmt w:val="lowerLetter"/>
+      <w:lvlText w:val="%5."/>
+      <w:lvlJc w:val="left"/>
+      <w:pPr>
+        <w:ind w:left="3600" w:hanging="360"/>
+      </w:pPr>
+    </w:lvl>
+    <w:lvl w:ilvl="5" w:tplc="0409001B" w:tentative="1">
+      <w:start w:val="1"/>
+      <w:numFmt w:val="lowerRoman"/>
+      <w:lvlText w:val="%6."/>
+      <w:lvlJc w:val="right"/>
+      <w:pPr>
+        <w:ind w:left="4320" w:hanging="180"/>
+      </w:pPr>
+    </w:lvl>
+    <w:lvl w:ilvl="6" w:tplc="0409000F" w:tentative="1">
+      <w:start w:val="1"/>
+      <w:numFmt w:val="decimal"/>
+      <w:lvlText w:val="%7."/>
+      <w:lvlJc w:val="left"/>
+      <w:pPr>
+        <w:ind w:left="5040" w:hanging="360"/>
+      </w:pPr>
+    </w:lvl>
+    <w:lvl w:ilvl="7" w:tplc="04090019" w:tentative="1">
+      <w:start w:val="1"/>
+      <w:numFmt w:val="lowerLetter"/>
+      <w:lvlText w:val="%8."/>
+      <w:lvlJc w:val="left"/>
+      <w:pPr>
+        <w:ind w:left="5760" w:hanging="360"/>
+      </w:pPr>
+    </w:lvl>
+    <w:lvl w:ilvl="8" w:tplc="0409001B" w:tentative="1">
+      <w:start w:val="1"/>
+      <w:numFmt w:val="lowerRoman"/>
+      <w:lvlText w:val="%9."/>
+      <w:lvlJc w:val="right"/>
+      <w:pPr>
+        <w:ind w:left="6480" w:hanging="180"/>
+      </w:pPr>
+    </w:lvl>
+  </w:abstractNum>
+  <w:abstractNum w:abstractNumId="3">
     <w:nsid w:val="2D30536A"/>
     <w:multiLevelType w:val="hybridMultilevel"/>
     <w:tmpl w:val="652239F2"/>
@@ -2461,7 +1727,7 @@
       </w:pPr>
     </w:lvl>
   </w:abstractNum>
-  <w:abstractNum w:abstractNumId="3">
+  <w:abstractNum w:abstractNumId="4">
     <w:nsid w:val="326A54EE"/>
     <w:multiLevelType w:val="hybridMultilevel"/>
     <w:tmpl w:val="D0DAD3FA"/>
@@ -2547,7 +1813,7 @@
       </w:pPr>
     </w:lvl>
   </w:abstractNum>
-  <w:abstractNum w:abstractNumId="4">
+  <w:abstractNum w:abstractNumId="5">
     <w:nsid w:val="34FE340B"/>
     <w:multiLevelType w:val="hybridMultilevel"/>
     <w:tmpl w:val="9EAA8758"/>
@@ -2660,7 +1926,120 @@
       </w:rPr>
     </w:lvl>
   </w:abstractNum>
-  <w:abstractNum w:abstractNumId="5">
+  <w:abstractNum w:abstractNumId="6">
+    <w:nsid w:val="43920104"/>
+    <w:multiLevelType w:val="hybridMultilevel"/>
+    <w:tmpl w:val="6B1C8496"/>
+    <w:lvl w:ilvl="0" w:tplc="04090001">
+      <w:start w:val="1"/>
+      <w:numFmt w:val="bullet"/>
+      <w:lvlText w:val=""/>
+      <w:lvlJc w:val="left"/>
+      <w:pPr>
+        <w:ind w:left="720" w:hanging="360"/>
+      </w:pPr>
+      <w:rPr>
+        <w:rFonts w:ascii="Symbol" w:hAnsi="Symbol" w:hint="default"/>
+      </w:rPr>
+    </w:lvl>
+    <w:lvl w:ilvl="1" w:tplc="04090003" w:tentative="1">
+      <w:start w:val="1"/>
+      <w:numFmt w:val="bullet"/>
+      <w:lvlText w:val="o"/>
+      <w:lvlJc w:val="left"/>
+      <w:pPr>
+        <w:ind w:left="1440" w:hanging="360"/>
+      </w:pPr>
+      <w:rPr>
+        <w:rFonts w:ascii="Courier New" w:hAnsi="Courier New" w:cs="Courier New" w:hint="default"/>
+      </w:rPr>
+    </w:lvl>
+    <w:lvl w:ilvl="2" w:tplc="04090005" w:tentative="1">
+      <w:start w:val="1"/>
+      <w:numFmt w:val="bullet"/>
+      <w:lvlText w:val=""/>
+      <w:lvlJc w:val="left"/>
+      <w:pPr>
+        <w:ind w:left="2160" w:hanging="360"/>
+      </w:pPr>
+      <w:rPr>
+        <w:rFonts w:ascii="Wingdings" w:hAnsi="Wingdings" w:hint="default"/>
+      </w:rPr>
+    </w:lvl>
+    <w:lvl w:ilvl="3" w:tplc="04090001" w:tentative="1">
+      <w:start w:val="1"/>
+      <w:numFmt w:val="bullet"/>
+      <w:lvlText w:val=""/>
+      <w:lvlJc w:val="left"/>
+      <w:pPr>
+        <w:ind w:left="2880" w:hanging="360"/>
+      </w:pPr>
+      <w:rPr>
+        <w:rFonts w:ascii="Symbol" w:hAnsi="Symbol" w:hint="default"/>
+      </w:rPr>
+    </w:lvl>
+    <w:lvl w:ilvl="4" w:tplc="04090003" w:tentative="1">
+      <w:start w:val="1"/>
+      <w:numFmt w:val="bullet"/>
+      <w:lvlText w:val="o"/>
+      <w:lvlJc w:val="left"/>
+      <w:pPr>
+        <w:ind w:left="3600" w:hanging="360"/>
+      </w:pPr>
+      <w:rPr>
+        <w:rFonts w:ascii="Courier New" w:hAnsi="Courier New" w:cs="Courier New" w:hint="default"/>
+      </w:rPr>
+    </w:lvl>
+    <w:lvl w:ilvl="5" w:tplc="04090005" w:tentative="1">
+      <w:start w:val="1"/>
+      <w:numFmt w:val="bullet"/>
+      <w:lvlText w:val=""/>
+      <w:lvlJc w:val="left"/>
+      <w:pPr>
+        <w:ind w:left="4320" w:hanging="360"/>
+      </w:pPr>
+      <w:rPr>
+        <w:rFonts w:ascii="Wingdings" w:hAnsi="Wingdings" w:hint="default"/>
+      </w:rPr>
+    </w:lvl>
+    <w:lvl w:ilvl="6" w:tplc="04090001" w:tentative="1">
+      <w:start w:val="1"/>
+      <w:numFmt w:val="bullet"/>
+      <w:lvlText w:val=""/>
+      <w:lvlJc w:val="left"/>
+      <w:pPr>
+        <w:ind w:left="5040" w:hanging="360"/>
+      </w:pPr>
+      <w:rPr>
+        <w:rFonts w:ascii="Symbol" w:hAnsi="Symbol" w:hint="default"/>
+      </w:rPr>
+    </w:lvl>
+    <w:lvl w:ilvl="7" w:tplc="04090003" w:tentative="1">
+      <w:start w:val="1"/>
+      <w:numFmt w:val="bullet"/>
+      <w:lvlText w:val="o"/>
+      <w:lvlJc w:val="left"/>
+      <w:pPr>
+        <w:ind w:left="5760" w:hanging="360"/>
+      </w:pPr>
+      <w:rPr>
+        <w:rFonts w:ascii="Courier New" w:hAnsi="Courier New" w:cs="Courier New" w:hint="default"/>
+      </w:rPr>
+    </w:lvl>
+    <w:lvl w:ilvl="8" w:tplc="04090005" w:tentative="1">
+      <w:start w:val="1"/>
+      <w:numFmt w:val="bullet"/>
+      <w:lvlText w:val=""/>
+      <w:lvlJc w:val="left"/>
+      <w:pPr>
+        <w:ind w:left="6480" w:hanging="360"/>
+      </w:pPr>
+      <w:rPr>
+        <w:rFonts w:ascii="Wingdings" w:hAnsi="Wingdings" w:hint="default"/>
+      </w:rPr>
+    </w:lvl>
+  </w:abstractNum>
+  <w:abstractNum w:abstractNumId="7">
     <w:nsid w:val="5FFE6235"/>
     <w:multiLevelType w:val="hybridMultilevel"/>
     <w:tmpl w:val="2336170C"/>
@@ -2746,7 +2125,7 @@
       </w:pPr>
     </w:lvl>
   </w:abstractNum>
-  <w:abstractNum w:abstractNumId="6">
+  <w:abstractNum w:abstractNumId="8">
     <w:nsid w:val="605443FF"/>
     <w:multiLevelType w:val="hybridMultilevel"/>
     <w:tmpl w:val="BE10F3DC"/>
@@ -2859,7 +2238,7 @@
       </w:rPr>
     </w:lvl>
   </w:abstractNum>
-  <w:abstractNum w:abstractNumId="7">
+  <w:abstractNum w:abstractNumId="9">
     <w:nsid w:val="79C84C6B"/>
     <w:multiLevelType w:val="hybridMultilevel"/>
     <w:tmpl w:val="2336170C"/>
@@ -2949,25 +2328,31 @@
     <w:abstractNumId w:val="1"/>
   </w:num>
   <w:num w:numId="2">
-    <w:abstractNumId w:val="3"/>
+    <w:abstractNumId w:val="4"/>
   </w:num>
   <w:num w:numId="3">
-    <w:abstractNumId w:val="7"/>
+    <w:abstractNumId w:val="9"/>
   </w:num>
   <w:num w:numId="4">
     <w:abstractNumId w:val="0"/>
   </w:num>
   <w:num w:numId="5">
-    <w:abstractNumId w:val="4"/>
+    <w:abstractNumId w:val="5"/>
   </w:num>
   <w:num w:numId="6">
+    <w:abstractNumId w:val="3"/>
+  </w:num>
+  <w:num w:numId="7">
+    <w:abstractNumId w:val="8"/>
+  </w:num>
+  <w:num w:numId="8">
+    <w:abstractNumId w:val="7"/>
+  </w:num>
+  <w:num w:numId="9">
     <w:abstractNumId w:val="2"/>
   </w:num>
-  <w:num w:numId="7">
+  <w:num w:numId="10">
     <w:abstractNumId w:val="6"/>
-  </w:num>
-  <w:num w:numId="8">
-    <w:abstractNumId w:val="5"/>
   </w:num>
 </w:numbering>
 </file>
@@ -3823,7 +3208,7 @@
   <a:extraClrSchemeLst/>
   <a:extLst>
     <a:ext uri="{05A4C25C-085E-4340-85A3-A5531E510DB2}">
-      <thm15:themeFamily xmlns:thm15="http://schemas.microsoft.com/office/thememl/2012/main" xmlns="" name="Office Theme" id="{62F939B6-93AF-4DB8-9C6B-D6C7DFDC589F}" vid="{4A3C46E8-61CC-4603-A589-7422A47A8E4A}"/>
+      <thm15:themeFamily xmlns="" xmlns:thm15="http://schemas.microsoft.com/office/thememl/2012/main" name="Office Theme" id="{62F939B6-93AF-4DB8-9C6B-D6C7DFDC589F}" vid="{4A3C46E8-61CC-4603-A589-7422A47A8E4A}"/>
     </a:ext>
   </a:extLst>
 </a:theme>

--- a/Dokumentacija/Faza 2 Perzistencija/Faza 2.docx
+++ b/Dokumentacija/Faza 2 Perzistencija/Faza 2.docx
@@ -268,6 +268,11 @@
         </w:rPr>
         <w:lastRenderedPageBreak/>
         <w:t>Model podataka</w:t>
+      </w:r>
+    </w:p>
+    <w:p>
+      <w:r>
+        <w:t>[DORADA DIJAGRAMA - MODEL PODATAKA] Ako se osvežava klasni dijagram, dopuniti ga poljima koja postoje u kodu: User.ProfilePicture, GameRoom.MinPlayers, GameRoom.BoardConfirmed, Player.IsConnected i Player.DisconnectedAt. Na dijagramu takođe naznačiti da se pravila kretanja ne nalaze u entitetima, već u BLL Strategy komponenti MovementRuleEngine.</w:t>
       </w:r>
     </w:p>
     <w:p>
@@ -788,30 +793,7 @@
         </w:rPr>
       </w:pPr>
       <w:r>
-        <w:rPr>
-          <w:b/>
-          <w:lang w:val="sr-Latn-RS"/>
-        </w:rPr>
-        <w:t xml:space="preserve">Snake </w:t>
-      </w:r>
-      <w:r>
-        <w:rPr>
-          <w:lang w:val="sr-Latn-RS"/>
-        </w:rPr>
-        <w:t xml:space="preserve">&amp; </w:t>
-      </w:r>
-      <w:r>
-        <w:rPr>
-          <w:b/>
-          <w:lang w:val="sr-Latn-RS"/>
-        </w:rPr>
-        <w:t xml:space="preserve">Ladder </w:t>
-      </w:r>
-      <w:r>
-        <w:rPr>
-          <w:lang w:val="sr-Latn-RS"/>
-        </w:rPr>
-        <w:t>– Specijalizovani elementi table. Svaki poseduje početnu i krajnju poziciju, određujući dinamiku kretanja igrača.</w:t>
+        <w:t>Snake &amp; Ladder – Specijalizovani elementi table. Svaki poseduje početnu i krajnju poziciju, određujući dinamiku kretanja igrača; ova pravila se u BLL sloju obrađuju Strategy Pattern-om.</w:t>
       </w:r>
     </w:p>
     <w:p>
@@ -912,6 +894,11 @@
         </w:rPr>
         <w:lastRenderedPageBreak/>
         <w:t>Model perzistencije</w:t>
+      </w:r>
+    </w:p>
+    <w:p>
+      <w:r>
+        <w:t>[DORADA DIJAGRAMA - MODEL PERZISTENCIJE] ER dijagram treba da ostane vezan za EF Core entitete i PostgreSQL tabele. Ako se menja slika, dodati kolone MinPlayers i BoardConfirmed u GameRooms, IsConnected i DisconnectedAt u Players, ProfilePicture u Users i prikazati postojeće veze GameRoom-GameBoard, GameBoard-Snake/Ladder, GameBoard-Move/Dice, User-Player, User-Chat i User-GameRequest.</w:t>
       </w:r>
     </w:p>
     <w:p>
@@ -1309,6 +1296,12 @@
           <w:lang w:val="sr-Latn-RS"/>
         </w:rPr>
         <w:t>odgovornosti.</w:t>
+      </w:r>
+    </w:p>
+    <w:p>
+      <w:pPr/>
+      <w:r>
+        <w:t>REST kontroleri ne pristupaju direktno DbContext-u. Komande se validiraju u servisima (BLL), zatim se kroz UnitOfWork i repozitorijume perzistiraju entiteti User, GameRoom, GameBoard, Player, Move, Dice, Chat, GameRequest, Winner, Snake i Ladder. Ovo odgovara traženoj biblioteci za snimanje i učitavanje poslovnog modela, jer servisni sloj izlaže operacije nad business modelom, a DAL ih mapira i čuva u PostgreSQL bazi preko EF Core ORM-a.</w:t>
       </w:r>
     </w:p>
     <w:sectPr>

--- a/Dokumentacija/Faza 2 Perzistencija/Faza 2.docx
+++ b/Dokumentacija/Faza 2 Perzistencija/Faza 2.docx
@@ -271,11 +271,6 @@
       </w:r>
     </w:p>
     <w:p>
-      <w:r>
-        <w:t>[DORADA DIJAGRAMA - MODEL PODATAKA] Ako se osvežava klasni dijagram, dopuniti ga poljima koja postoje u kodu: User.ProfilePicture, GameRoom.MinPlayers, GameRoom.BoardConfirmed, Player.IsConnected i Player.DisconnectedAt. Na dijagramu takođe naznačiti da se pravila kretanja ne nalaze u entitetima, već u BLL Strategy komponenti MovementRuleEngine.</w:t>
-      </w:r>
-    </w:p>
-    <w:p>
       <w:pPr>
         <w:rPr>
           <w:lang w:val="sr-Latn-RS"/>
@@ -297,13 +292,12 @@
       <w:r>
         <w:rPr>
           <w:noProof/>
-          <w:lang w:val="sr-Latn-RS"/>
         </w:rPr>
         <w:drawing>
-          <wp:inline distT="0" distB="0" distL="0" distR="0" wp14:anchorId="5474BAF2" wp14:editId="1D34A7F7">
-            <wp:extent cx="5943600" cy="2959100"/>
+          <wp:inline distT="0" distB="0" distL="0" distR="0">
+            <wp:extent cx="5943600" cy="5357495"/>
             <wp:effectExtent l="0" t="0" r="0" b="0"/>
-            <wp:docPr id="2" name="Picture 2"/>
+            <wp:docPr id="6" name="Picture 6"/>
             <wp:cNvGraphicFramePr>
               <a:graphicFrameLocks xmlns:a="http://schemas.openxmlformats.org/drawingml/2006/main" noChangeAspect="1"/>
             </wp:cNvGraphicFramePr>
@@ -329,7 +323,7 @@
                   <pic:spPr>
                     <a:xfrm>
                       <a:off x="0" y="0"/>
-                      <a:ext cx="5943600" cy="2959100"/>
+                      <a:ext cx="5943600" cy="5357495"/>
                     </a:xfrm>
                     <a:prstGeom prst="rect">
                       <a:avLst/>
@@ -344,6 +338,13 @@
     </w:p>
     <w:p>
       <w:pPr>
+        <w:rPr>
+          <w:lang w:val="sr-Latn-RS"/>
+        </w:rPr>
+      </w:pPr>
+    </w:p>
+    <w:p>
+      <w:pPr>
         <w:pStyle w:val="Heading2"/>
         <w:numPr>
           <w:ilvl w:val="0"/>
@@ -506,6 +507,7 @@
         <w:rPr>
           <w:lang w:val="sr-Latn-RS"/>
         </w:rPr>
+        <w:lastRenderedPageBreak/>
         <w:t>Upravljanje sesijom igre</w:t>
       </w:r>
     </w:p>
@@ -727,7 +729,23 @@
         <w:rPr>
           <w:lang w:val="sr-Latn-RS"/>
         </w:rPr>
-        <w:t>Mehanika igre i tabla</w:t>
+        <w:t>Mehanika igre i logika kretanja</w:t>
+      </w:r>
+    </w:p>
+    <w:p>
+      <w:pPr>
+        <w:ind w:left="360"/>
+        <w:rPr>
+          <w:i/>
+          <w:lang w:val="sr-Latn-RS"/>
+        </w:rPr>
+      </w:pPr>
+      <w:r>
+        <w:rPr>
+          <w:i/>
+          <w:lang w:val="sr-Latn-RS"/>
+        </w:rPr>
+        <w:t>Entiteti table:</w:t>
       </w:r>
     </w:p>
     <w:p>
@@ -793,7 +811,13 @@
         </w:rPr>
       </w:pPr>
       <w:r>
-        <w:t>Snake &amp; Ladder – Specijalizovani elementi table. Svaki poseduje početnu i krajnju poziciju, određujući dinamiku kretanja igrača; ova pravila se u BLL sloju obrađuju Strategy Pattern-om.</w:t>
+        <w:rPr>
+          <w:b/>
+        </w:rPr>
+        <w:t>Snake &amp; Ladder</w:t>
+      </w:r>
+      <w:r>
+        <w:t xml:space="preserve"> – Specijalizovani elementi table. Svaki poseduje početnu i krajnju poziciju, određujući dinamiku kretanja igrača; ova pravila se u BLL sloju obrađuju Strategy Pattern-om.</w:t>
       </w:r>
     </w:p>
     <w:p>
@@ -879,6 +903,277 @@
     </w:p>
     <w:p>
       <w:pPr>
+        <w:ind w:left="360"/>
+        <w:rPr>
+          <w:lang w:val="sr-Latn-RS"/>
+        </w:rPr>
+      </w:pPr>
+      <w:r>
+        <w:rPr>
+          <w:i/>
+          <w:lang w:val="sr-Latn-RS"/>
+        </w:rPr>
+        <w:t>Strategy</w:t>
+      </w:r>
+      <w:r>
+        <w:rPr>
+          <w:lang w:val="sr-Latn-RS"/>
+        </w:rPr>
+        <w:t xml:space="preserve"> Pattern:</w:t>
+      </w:r>
+    </w:p>
+    <w:p>
+      <w:pPr>
+        <w:pStyle w:val="ListParagraph"/>
+        <w:numPr>
+          <w:ilvl w:val="0"/>
+          <w:numId w:val="11"/>
+        </w:numPr>
+        <w:rPr>
+          <w:lang w:val="sr-Latn-RS"/>
+        </w:rPr>
+      </w:pPr>
+      <w:r>
+        <w:rPr>
+          <w:b/>
+          <w:lang w:val="sr-Latn-RS"/>
+        </w:rPr>
+        <w:t>MovementRuleEngine</w:t>
+      </w:r>
+      <w:r>
+        <w:rPr>
+          <w:lang w:val="sr-Latn-RS"/>
+        </w:rPr>
+        <w:t>: Deluje kao kontekst koji prihvata zahtev za potez (</w:t>
+      </w:r>
+      <w:r>
+        <w:rPr>
+          <w:i/>
+          <w:lang w:val="sr-Latn-RS"/>
+        </w:rPr>
+        <w:t>fromPosition, diceValue</w:t>
+      </w:r>
+      <w:r>
+        <w:rPr>
+          <w:lang w:val="sr-Latn-RS"/>
+        </w:rPr>
+        <w:t>)</w:t>
+      </w:r>
+    </w:p>
+    <w:p>
+      <w:pPr>
+        <w:pStyle w:val="ListParagraph"/>
+        <w:numPr>
+          <w:ilvl w:val="0"/>
+          <w:numId w:val="11"/>
+        </w:numPr>
+        <w:rPr>
+          <w:lang w:val="sr-Latn-RS"/>
+        </w:rPr>
+      </w:pPr>
+      <w:r>
+        <w:rPr>
+          <w:lang w:val="sr-Latn-RS"/>
+        </w:rPr>
+        <w:t>Sistem koristi kolekciju pravila (</w:t>
+      </w:r>
+      <w:r>
+        <w:rPr>
+          <w:i/>
+          <w:lang w:val="sr-Latn-RS"/>
+        </w:rPr>
+        <w:t>IMovementRule</w:t>
+      </w:r>
+      <w:r>
+        <w:rPr>
+          <w:lang w:val="sr-Latn-RS"/>
+        </w:rPr>
+        <w:t xml:space="preserve">) koja uključuje </w:t>
+      </w:r>
+      <w:r>
+        <w:rPr>
+          <w:i/>
+          <w:lang w:val="sr-Latn-RS"/>
+        </w:rPr>
+        <w:t>SnakeMovementRule, LadderMovementRule, BlockedMovementRule i NormalMovementRule</w:t>
+      </w:r>
+    </w:p>
+    <w:p>
+      <w:pPr>
+        <w:pStyle w:val="ListParagraph"/>
+        <w:numPr>
+          <w:ilvl w:val="0"/>
+          <w:numId w:val="11"/>
+        </w:numPr>
+        <w:rPr>
+          <w:lang w:val="sr-Latn-RS"/>
+        </w:rPr>
+      </w:pPr>
+      <w:r>
+        <w:rPr>
+          <w:b/>
+          <w:lang w:val="sr-Latn-RS"/>
+        </w:rPr>
+        <w:t xml:space="preserve">Proces odlučivanja: </w:t>
+      </w:r>
+      <w:r>
+        <w:rPr>
+          <w:lang w:val="sr-Latn-RS"/>
+        </w:rPr>
+        <w:t>Engine proverava uslove svakog pravila (</w:t>
+      </w:r>
+      <w:r>
+        <w:rPr>
+          <w:i/>
+          <w:lang w:val="sr-Latn-RS"/>
+        </w:rPr>
+        <w:t>CanApply</w:t>
+      </w:r>
+      <w:r>
+        <w:rPr>
+          <w:lang w:val="sr-Latn-RS"/>
+        </w:rPr>
+        <w:t>).</w:t>
+      </w:r>
+    </w:p>
+    <w:p>
+      <w:pPr>
+        <w:pStyle w:val="ListParagraph"/>
+        <w:rPr>
+          <w:lang w:val="sr-Latn-RS"/>
+        </w:rPr>
+      </w:pPr>
+    </w:p>
+    <w:p>
+      <w:pPr>
+        <w:pStyle w:val="ListParagraph"/>
+        <w:rPr>
+          <w:lang w:val="sr-Latn-RS"/>
+        </w:rPr>
+      </w:pPr>
+    </w:p>
+    <w:p>
+      <w:pPr>
+        <w:pStyle w:val="ListParagraph"/>
+        <w:rPr>
+          <w:lang w:val="sr-Latn-RS"/>
+        </w:rPr>
+      </w:pPr>
+    </w:p>
+    <w:p>
+      <w:pPr>
+        <w:pStyle w:val="ListParagraph"/>
+        <w:rPr>
+          <w:lang w:val="sr-Latn-RS"/>
+        </w:rPr>
+      </w:pPr>
+    </w:p>
+    <w:p>
+      <w:pPr>
+        <w:pStyle w:val="ListParagraph"/>
+        <w:rPr>
+          <w:lang w:val="sr-Latn-RS"/>
+        </w:rPr>
+      </w:pPr>
+    </w:p>
+    <w:p>
+      <w:pPr>
+        <w:pStyle w:val="ListParagraph"/>
+        <w:rPr>
+          <w:lang w:val="sr-Latn-RS"/>
+        </w:rPr>
+      </w:pPr>
+    </w:p>
+    <w:p>
+      <w:pPr>
+        <w:pStyle w:val="ListParagraph"/>
+        <w:rPr>
+          <w:lang w:val="sr-Latn-RS"/>
+        </w:rPr>
+      </w:pPr>
+    </w:p>
+    <w:p>
+      <w:pPr>
+        <w:pStyle w:val="ListParagraph"/>
+        <w:rPr>
+          <w:lang w:val="sr-Latn-RS"/>
+        </w:rPr>
+      </w:pPr>
+    </w:p>
+    <w:p>
+      <w:pPr>
+        <w:pStyle w:val="ListParagraph"/>
+        <w:rPr>
+          <w:lang w:val="sr-Latn-RS"/>
+        </w:rPr>
+      </w:pPr>
+    </w:p>
+    <w:p>
+      <w:pPr>
+        <w:pStyle w:val="ListParagraph"/>
+        <w:rPr>
+          <w:lang w:val="sr-Latn-RS"/>
+        </w:rPr>
+      </w:pPr>
+    </w:p>
+    <w:p>
+      <w:pPr>
+        <w:pStyle w:val="ListParagraph"/>
+        <w:rPr>
+          <w:lang w:val="sr-Latn-RS"/>
+        </w:rPr>
+      </w:pPr>
+    </w:p>
+    <w:p>
+      <w:pPr>
+        <w:pStyle w:val="ListParagraph"/>
+        <w:rPr>
+          <w:lang w:val="sr-Latn-RS"/>
+        </w:rPr>
+      </w:pPr>
+    </w:p>
+    <w:p>
+      <w:pPr>
+        <w:pStyle w:val="ListParagraph"/>
+        <w:rPr>
+          <w:lang w:val="sr-Latn-RS"/>
+        </w:rPr>
+      </w:pPr>
+    </w:p>
+    <w:p>
+      <w:pPr>
+        <w:pStyle w:val="ListParagraph"/>
+        <w:rPr>
+          <w:lang w:val="sr-Latn-RS"/>
+        </w:rPr>
+      </w:pPr>
+    </w:p>
+    <w:p>
+      <w:pPr>
+        <w:pStyle w:val="ListParagraph"/>
+        <w:rPr>
+          <w:lang w:val="sr-Latn-RS"/>
+        </w:rPr>
+      </w:pPr>
+    </w:p>
+    <w:p>
+      <w:pPr>
+        <w:pStyle w:val="ListParagraph"/>
+        <w:rPr>
+          <w:lang w:val="sr-Latn-RS"/>
+        </w:rPr>
+      </w:pPr>
+    </w:p>
+    <w:p>
+      <w:pPr>
+        <w:pStyle w:val="ListParagraph"/>
+        <w:rPr>
+          <w:lang w:val="sr-Latn-RS"/>
+        </w:rPr>
+      </w:pPr>
+    </w:p>
+    <w:p>
+      <w:pPr>
         <w:pStyle w:val="Heading1"/>
         <w:numPr>
           <w:ilvl w:val="0"/>
@@ -897,11 +1192,6 @@
       </w:r>
     </w:p>
     <w:p>
-      <w:r>
-        <w:t>[DORADA DIJAGRAMA - MODEL PERZISTENCIJE] ER dijagram treba da ostane vezan za EF Core entitete i PostgreSQL tabele. Ako se menja slika, dodati kolone MinPlayers i BoardConfirmed u GameRooms, IsConnected i DisconnectedAt u Players, ProfilePicture u Users i prikazati postojeće veze GameRoom-GameBoard, GameBoard-Snake/Ladder, GameBoard-Move/Dice, User-Player, User-Chat i User-GameRequest.</w:t>
-      </w:r>
-    </w:p>
-    <w:p>
       <w:pPr>
         <w:rPr>
           <w:lang w:val="sr-Latn-RS"/>
@@ -937,13 +1227,12 @@
       <w:r>
         <w:rPr>
           <w:noProof/>
-          <w:lang w:val="sr-Latn-RS"/>
         </w:rPr>
         <w:drawing>
-          <wp:inline distT="0" distB="0" distL="0" distR="0" wp14:anchorId="081C5E3D" wp14:editId="435803C8">
-            <wp:extent cx="6506550" cy="2902227"/>
-            <wp:effectExtent l="0" t="0" r="8890" b="0"/>
-            <wp:docPr id="1" name="Picture 1"/>
+          <wp:inline distT="0" distB="0" distL="0" distR="0">
+            <wp:extent cx="6534150" cy="4277914"/>
+            <wp:effectExtent l="0" t="0" r="0" b="8890"/>
+            <wp:docPr id="7" name="Picture 7"/>
             <wp:cNvGraphicFramePr>
               <a:graphicFrameLocks xmlns:a="http://schemas.openxmlformats.org/drawingml/2006/main" noChangeAspect="1"/>
             </wp:cNvGraphicFramePr>
@@ -951,7 +1240,7 @@
               <a:graphicData uri="http://schemas.openxmlformats.org/drawingml/2006/picture">
                 <pic:pic xmlns:pic="http://schemas.openxmlformats.org/drawingml/2006/picture">
                   <pic:nvPicPr>
-                    <pic:cNvPr id="0" name="dijagram.jpg"/>
+                    <pic:cNvPr id="0" name="baza.png"/>
                     <pic:cNvPicPr/>
                   </pic:nvPicPr>
                   <pic:blipFill>
@@ -969,7 +1258,7 @@
                   <pic:spPr>
                     <a:xfrm>
                       <a:off x="0" y="0"/>
-                      <a:ext cx="6506550" cy="2902227"/>
+                      <a:ext cx="6534150" cy="4277914"/>
                     </a:xfrm>
                     <a:prstGeom prst="rect">
                       <a:avLst/>
@@ -1040,34 +1329,6 @@
     </w:p>
     <w:p>
       <w:pPr>
-        <w:rPr>
-          <w:lang w:val="sr-Latn-RS"/>
-        </w:rPr>
-      </w:pPr>
-    </w:p>
-    <w:p>
-      <w:pPr>
-        <w:rPr>
-          <w:lang w:val="sr-Latn-RS"/>
-        </w:rPr>
-      </w:pPr>
-    </w:p>
-    <w:p>
-      <w:pPr>
-        <w:rPr>
-          <w:lang w:val="sr-Latn-RS"/>
-        </w:rPr>
-      </w:pPr>
-    </w:p>
-    <w:p>
-      <w:pPr>
-        <w:rPr>
-          <w:lang w:val="sr-Latn-RS"/>
-        </w:rPr>
-      </w:pPr>
-    </w:p>
-    <w:p>
-      <w:pPr>
         <w:pStyle w:val="Heading1"/>
         <w:numPr>
           <w:ilvl w:val="0"/>
@@ -1287,21 +1548,23 @@
         <w:rPr>
           <w:lang w:val="sr-Latn-RS"/>
         </w:rPr>
-        <w:t xml:space="preserve">) vrši se u okviru serverskog sloja, čime se obezbeđuje strogo razdvajanje </w:t>
+        <w:t>) vrši se u okviru serverskog sloja, čime se obezbeđuje strogo razdvajanje odgovornosti.</w:t>
+      </w:r>
+    </w:p>
+    <w:p>
+      <w:r>
+        <w:t>REST kontroleri ne pristupaju direktno DbContext-u. Komande se validiraju u servisima (BLL), zatim se kroz UnitOfWork i repozitorijume perzistiraju entiteti User,</w:t>
+      </w:r>
+      <w:r>
+        <w:t xml:space="preserve"> GameRoom, GameBoard, Player, Move, Dice, Chat, GameRequest, Winner, Snake i Ladder. Ovo odgovara traženoj biblioteci za snimanje i učitavanje poslovnog modela, jer servisni sloj izlaže operacije nad business modelom, a DAL ih mapira i čuva u PostgreS</w:t>
       </w:r>
       <w:bookmarkStart w:id="0" w:name="_GoBack"/>
       <w:bookmarkEnd w:id="0"/>
       <w:r>
-        <w:rPr>
-          <w:lang w:val="sr-Latn-RS"/>
-        </w:rPr>
-        <w:t>odgovornosti.</w:t>
-      </w:r>
-    </w:p>
-    <w:p>
-      <w:pPr/>
-      <w:r>
-        <w:t>REST kontroleri ne pristupaju direktno DbContext-u. Komande se validiraju u servisima (BLL), zatim se kroz UnitOfWork i repozitorijume perzistiraju entiteti User, GameRoom, GameBoard, Player, Move, Dice, Chat, GameRequest, Winner, Snake i Ladder. Ovo odgovara traženoj biblioteci za snimanje i učitavanje poslovnog modela, jer servisni sloj izlaže operacije nad business modelom, a DAL ih mapira i čuva u PostgreSQL bazi preko EF Core ORM-a.</w:t>
+        <w:t>QL ba</w:t>
+      </w:r>
+      <w:r>
+        <w:t>zi preko EF Core ORM-a.</w:t>
       </w:r>
     </w:p>
     <w:sectPr>
@@ -2033,6 +2296,119 @@
     </w:lvl>
   </w:abstractNum>
   <w:abstractNum w:abstractNumId="7">
+    <w:nsid w:val="5CA27F4E"/>
+    <w:multiLevelType w:val="hybridMultilevel"/>
+    <w:tmpl w:val="49DE25CC"/>
+    <w:lvl w:ilvl="0" w:tplc="04090003">
+      <w:start w:val="1"/>
+      <w:numFmt w:val="bullet"/>
+      <w:lvlText w:val="o"/>
+      <w:lvlJc w:val="left"/>
+      <w:pPr>
+        <w:ind w:left="1080" w:hanging="360"/>
+      </w:pPr>
+      <w:rPr>
+        <w:rFonts w:ascii="Courier New" w:hAnsi="Courier New" w:cs="Courier New" w:hint="default"/>
+      </w:rPr>
+    </w:lvl>
+    <w:lvl w:ilvl="1" w:tplc="04090003" w:tentative="1">
+      <w:start w:val="1"/>
+      <w:numFmt w:val="bullet"/>
+      <w:lvlText w:val="o"/>
+      <w:lvlJc w:val="left"/>
+      <w:pPr>
+        <w:ind w:left="1800" w:hanging="360"/>
+      </w:pPr>
+      <w:rPr>
+        <w:rFonts w:ascii="Courier New" w:hAnsi="Courier New" w:cs="Courier New" w:hint="default"/>
+      </w:rPr>
+    </w:lvl>
+    <w:lvl w:ilvl="2" w:tplc="04090005" w:tentative="1">
+      <w:start w:val="1"/>
+      <w:numFmt w:val="bullet"/>
+      <w:lvlText w:val=""/>
+      <w:lvlJc w:val="left"/>
+      <w:pPr>
+        <w:ind w:left="2520" w:hanging="360"/>
+      </w:pPr>
+      <w:rPr>
+        <w:rFonts w:ascii="Wingdings" w:hAnsi="Wingdings" w:hint="default"/>
+      </w:rPr>
+    </w:lvl>
+    <w:lvl w:ilvl="3" w:tplc="04090001" w:tentative="1">
+      <w:start w:val="1"/>
+      <w:numFmt w:val="bullet"/>
+      <w:lvlText w:val=""/>
+      <w:lvlJc w:val="left"/>
+      <w:pPr>
+        <w:ind w:left="3240" w:hanging="360"/>
+      </w:pPr>
+      <w:rPr>
+        <w:rFonts w:ascii="Symbol" w:hAnsi="Symbol" w:hint="default"/>
+      </w:rPr>
+    </w:lvl>
+    <w:lvl w:ilvl="4" w:tplc="04090003" w:tentative="1">
+      <w:start w:val="1"/>
+      <w:numFmt w:val="bullet"/>
+      <w:lvlText w:val="o"/>
+      <w:lvlJc w:val="left"/>
+      <w:pPr>
+        <w:ind w:left="3960" w:hanging="360"/>
+      </w:pPr>
+      <w:rPr>
+        <w:rFonts w:ascii="Courier New" w:hAnsi="Courier New" w:cs="Courier New" w:hint="default"/>
+      </w:rPr>
+    </w:lvl>
+    <w:lvl w:ilvl="5" w:tplc="04090005" w:tentative="1">
+      <w:start w:val="1"/>
+      <w:numFmt w:val="bullet"/>
+      <w:lvlText w:val=""/>
+      <w:lvlJc w:val="left"/>
+      <w:pPr>
+        <w:ind w:left="4680" w:hanging="360"/>
+      </w:pPr>
+      <w:rPr>
+        <w:rFonts w:ascii="Wingdings" w:hAnsi="Wingdings" w:hint="default"/>
+      </w:rPr>
+    </w:lvl>
+    <w:lvl w:ilvl="6" w:tplc="04090001" w:tentative="1">
+      <w:start w:val="1"/>
+      <w:numFmt w:val="bullet"/>
+      <w:lvlText w:val=""/>
+      <w:lvlJc w:val="left"/>
+      <w:pPr>
+        <w:ind w:left="5400" w:hanging="360"/>
+      </w:pPr>
+      <w:rPr>
+        <w:rFonts w:ascii="Symbol" w:hAnsi="Symbol" w:hint="default"/>
+      </w:rPr>
+    </w:lvl>
+    <w:lvl w:ilvl="7" w:tplc="04090003" w:tentative="1">
+      <w:start w:val="1"/>
+      <w:numFmt w:val="bullet"/>
+      <w:lvlText w:val="o"/>
+      <w:lvlJc w:val="left"/>
+      <w:pPr>
+        <w:ind w:left="6120" w:hanging="360"/>
+      </w:pPr>
+      <w:rPr>
+        <w:rFonts w:ascii="Courier New" w:hAnsi="Courier New" w:cs="Courier New" w:hint="default"/>
+      </w:rPr>
+    </w:lvl>
+    <w:lvl w:ilvl="8" w:tplc="04090005" w:tentative="1">
+      <w:start w:val="1"/>
+      <w:numFmt w:val="bullet"/>
+      <w:lvlText w:val=""/>
+      <w:lvlJc w:val="left"/>
+      <w:pPr>
+        <w:ind w:left="6840" w:hanging="360"/>
+      </w:pPr>
+      <w:rPr>
+        <w:rFonts w:ascii="Wingdings" w:hAnsi="Wingdings" w:hint="default"/>
+      </w:rPr>
+    </w:lvl>
+  </w:abstractNum>
+  <w:abstractNum w:abstractNumId="8">
     <w:nsid w:val="5FFE6235"/>
     <w:multiLevelType w:val="hybridMultilevel"/>
     <w:tmpl w:val="2336170C"/>
@@ -2118,10 +2494,10 @@
       </w:pPr>
     </w:lvl>
   </w:abstractNum>
-  <w:abstractNum w:abstractNumId="8">
+  <w:abstractNum w:abstractNumId="9">
     <w:nsid w:val="605443FF"/>
     <w:multiLevelType w:val="hybridMultilevel"/>
-    <w:tmpl w:val="BE10F3DC"/>
+    <w:tmpl w:val="A490B580"/>
     <w:lvl w:ilvl="0" w:tplc="04090003">
       <w:start w:val="1"/>
       <w:numFmt w:val="bullet"/>
@@ -2231,7 +2607,7 @@
       </w:rPr>
     </w:lvl>
   </w:abstractNum>
-  <w:abstractNum w:abstractNumId="9">
+  <w:abstractNum w:abstractNumId="10">
     <w:nsid w:val="79C84C6B"/>
     <w:multiLevelType w:val="hybridMultilevel"/>
     <w:tmpl w:val="2336170C"/>
@@ -2324,7 +2700,7 @@
     <w:abstractNumId w:val="4"/>
   </w:num>
   <w:num w:numId="3">
-    <w:abstractNumId w:val="9"/>
+    <w:abstractNumId w:val="10"/>
   </w:num>
   <w:num w:numId="4">
     <w:abstractNumId w:val="0"/>
@@ -2336,16 +2712,19 @@
     <w:abstractNumId w:val="3"/>
   </w:num>
   <w:num w:numId="7">
-    <w:abstractNumId w:val="8"/>
+    <w:abstractNumId w:val="9"/>
   </w:num>
   <w:num w:numId="8">
-    <w:abstractNumId w:val="7"/>
+    <w:abstractNumId w:val="8"/>
   </w:num>
   <w:num w:numId="9">
     <w:abstractNumId w:val="2"/>
   </w:num>
   <w:num w:numId="10">
     <w:abstractNumId w:val="6"/>
+  </w:num>
+  <w:num w:numId="11">
+    <w:abstractNumId w:val="7"/>
   </w:num>
 </w:numbering>
 </file>
@@ -3201,7 +3580,7 @@
   <a:extraClrSchemeLst/>
   <a:extLst>
     <a:ext uri="{05A4C25C-085E-4340-85A3-A5531E510DB2}">
-      <thm15:themeFamily xmlns="" xmlns:thm15="http://schemas.microsoft.com/office/thememl/2012/main" name="Office Theme" id="{62F939B6-93AF-4DB8-9C6B-D6C7DFDC589F}" vid="{4A3C46E8-61CC-4603-A589-7422A47A8E4A}"/>
+      <thm15:themeFamily xmlns:thm15="http://schemas.microsoft.com/office/thememl/2012/main" xmlns="" name="Office Theme" id="{62F939B6-93AF-4DB8-9C6B-D6C7DFDC589F}" vid="{4A3C46E8-61CC-4603-A589-7422A47A8E4A}"/>
     </a:ext>
   </a:extLst>
 </a:theme>

--- a/Dokumentacija/Faza 2 Perzistencija/Faza 2.docx
+++ b/Dokumentacija/Faza 2 Perzistencija/Faza 2.docx
@@ -885,7 +885,21 @@
         <w:rPr>
           <w:lang w:val="sr-Latn-RS"/>
         </w:rPr>
-        <w:t xml:space="preserve">Logika bacanja kockice. Povezuje igrača sa rezultatom koji direktno utiče na njegovo kretanje na </w:t>
+        <w:t xml:space="preserve">Beleži </w:t>
+      </w:r>
+      <w:r>
+        <w:rPr>
+          <w:lang w:val="sr-Latn-RS"/>
+        </w:rPr>
+        <w:t xml:space="preserve">rezultat </w:t>
+      </w:r>
+      <w:bookmarkStart w:id="0" w:name="_GoBack"/>
+      <w:bookmarkEnd w:id="0"/>
+      <w:r>
+        <w:rPr>
+          <w:lang w:val="sr-Latn-RS"/>
+        </w:rPr>
+        <w:t xml:space="preserve">bacanja kockice. Povezuje igrača sa rezultatom koji direktno utiče na njegovo kretanje na </w:t>
       </w:r>
       <w:r>
         <w:rPr>
@@ -1402,7 +1416,14 @@
           <w:i/>
           <w:lang w:val="sr-Latn-RS"/>
         </w:rPr>
-        <w:t xml:space="preserve">Core-First </w:t>
+        <w:t>Cod</w:t>
+      </w:r>
+      <w:r>
+        <w:rPr>
+          <w:i/>
+          <w:lang w:val="sr-Latn-RS"/>
+        </w:rPr>
+        <w:t xml:space="preserve">e-First </w:t>
       </w:r>
       <w:r>
         <w:rPr>
@@ -1553,18 +1574,7 @@
     </w:p>
     <w:p>
       <w:r>
-        <w:t>REST kontroleri ne pristupaju direktno DbContext-u. Komande se validiraju u servisima (BLL), zatim se kroz UnitOfWork i repozitorijume perzistiraju entiteti User,</w:t>
-      </w:r>
-      <w:r>
-        <w:t xml:space="preserve"> GameRoom, GameBoard, Player, Move, Dice, Chat, GameRequest, Winner, Snake i Ladder. Ovo odgovara traženoj biblioteci za snimanje i učitavanje poslovnog modela, jer servisni sloj izlaže operacije nad business modelom, a DAL ih mapira i čuva u PostgreS</w:t>
-      </w:r>
-      <w:bookmarkStart w:id="0" w:name="_GoBack"/>
-      <w:bookmarkEnd w:id="0"/>
-      <w:r>
-        <w:t>QL ba</w:t>
-      </w:r>
-      <w:r>
-        <w:t>zi preko EF Core ORM-a.</w:t>
+        <w:t>REST kontroleri ne pristupaju direktno DbContext-u. Komande se validiraju u servisima (BLL), zatim se kroz UnitOfWork i repozitorijume perzistiraju entiteti User, GameRoom, GameBoard, Player, Move, Dice, Chat, GameRequest, Winner, Snake i Ladder. Ovo odgovara traženoj biblioteci za snimanje i učitavanje poslovnog modela, jer servisni sloj izlaže operacije nad business modelom, a DAL ih mapira i čuva u PostgreSQL bazi preko EF Core ORM-a.</w:t>
       </w:r>
     </w:p>
     <w:sectPr>
